--- a/Slot1/Exercise1.docx
+++ b/Slot1/Exercise1.docx
@@ -1345,7 +1345,7 @@
         <w:pStyle w:val="0NoiDung"/>
       </w:pPr>
       <w:r>
-        <w:t xml:space="preserve">Spring </w:t>
+        <w:t xml:space="preserve">Spring Framework </w:t>
       </w:r>
       <w:proofErr w:type="spellStart"/>
       <w:r>
@@ -1361,6 +1361,198 @@
       </w:r>
       <w:proofErr w:type="spellEnd"/>
       <w:r>
+        <w:t xml:space="preserve"> framework </w:t>
+      </w:r>
+      <w:proofErr w:type="spellStart"/>
+      <w:r>
+        <w:t>mã</w:t>
+      </w:r>
+      <w:proofErr w:type="spellEnd"/>
+      <w:r>
+        <w:t xml:space="preserve"> </w:t>
+      </w:r>
+      <w:proofErr w:type="spellStart"/>
+      <w:r>
+        <w:t>nguồn</w:t>
+      </w:r>
+      <w:proofErr w:type="spellEnd"/>
+      <w:r>
+        <w:t xml:space="preserve"> </w:t>
+      </w:r>
+      <w:proofErr w:type="spellStart"/>
+      <w:r>
+        <w:t>mở</w:t>
+      </w:r>
+      <w:proofErr w:type="spellEnd"/>
+      <w:r>
+        <w:t xml:space="preserve"> </w:t>
+      </w:r>
+      <w:proofErr w:type="spellStart"/>
+      <w:r>
+        <w:t>dành</w:t>
+      </w:r>
+      <w:proofErr w:type="spellEnd"/>
+      <w:r>
+        <w:t xml:space="preserve"> </w:t>
+      </w:r>
+      <w:proofErr w:type="spellStart"/>
+      <w:r>
+        <w:t>cho</w:t>
+      </w:r>
+      <w:proofErr w:type="spellEnd"/>
+      <w:r>
+        <w:t xml:space="preserve"> </w:t>
+      </w:r>
+      <w:proofErr w:type="spellStart"/>
+      <w:r>
+        <w:t>ngôn</w:t>
+      </w:r>
+      <w:proofErr w:type="spellEnd"/>
+      <w:r>
+        <w:t xml:space="preserve"> </w:t>
+      </w:r>
+      <w:proofErr w:type="spellStart"/>
+      <w:r>
+        <w:t>ngữ</w:t>
+      </w:r>
+      <w:proofErr w:type="spellEnd"/>
+      <w:r>
+        <w:t xml:space="preserve"> Java, </w:t>
+      </w:r>
+      <w:proofErr w:type="spellStart"/>
+      <w:r>
+        <w:t>được</w:t>
+      </w:r>
+      <w:proofErr w:type="spellEnd"/>
+      <w:r>
+        <w:t xml:space="preserve"> </w:t>
+      </w:r>
+      <w:proofErr w:type="spellStart"/>
+      <w:r>
+        <w:t>sử</w:t>
+      </w:r>
+      <w:proofErr w:type="spellEnd"/>
+      <w:r>
+        <w:t xml:space="preserve"> </w:t>
+      </w:r>
+      <w:proofErr w:type="spellStart"/>
+      <w:r>
+        <w:t>dụng</w:t>
+      </w:r>
+      <w:proofErr w:type="spellEnd"/>
+      <w:r>
+        <w:t xml:space="preserve"> </w:t>
+      </w:r>
+      <w:proofErr w:type="spellStart"/>
+      <w:r>
+        <w:t>phổ</w:t>
+      </w:r>
+      <w:proofErr w:type="spellEnd"/>
+      <w:r>
+        <w:t xml:space="preserve"> </w:t>
+      </w:r>
+      <w:proofErr w:type="spellStart"/>
+      <w:r>
+        <w:t>biến</w:t>
+      </w:r>
+      <w:proofErr w:type="spellEnd"/>
+      <w:r>
+        <w:t xml:space="preserve"> </w:t>
+      </w:r>
+      <w:proofErr w:type="spellStart"/>
+      <w:r>
+        <w:t>trong</w:t>
+      </w:r>
+      <w:proofErr w:type="spellEnd"/>
+      <w:r>
+        <w:t xml:space="preserve"> </w:t>
+      </w:r>
+      <w:proofErr w:type="spellStart"/>
+      <w:r>
+        <w:t>việc</w:t>
+      </w:r>
+      <w:proofErr w:type="spellEnd"/>
+      <w:r>
+        <w:t xml:space="preserve"> </w:t>
+      </w:r>
+      <w:proofErr w:type="spellStart"/>
+      <w:r>
+        <w:t>phát</w:t>
+      </w:r>
+      <w:proofErr w:type="spellEnd"/>
+      <w:r>
+        <w:t xml:space="preserve"> </w:t>
+      </w:r>
+      <w:proofErr w:type="spellStart"/>
+      <w:r>
+        <w:t>triển</w:t>
+      </w:r>
+      <w:proofErr w:type="spellEnd"/>
+      <w:r>
+        <w:t xml:space="preserve"> </w:t>
+      </w:r>
+      <w:proofErr w:type="spellStart"/>
+      <w:r>
+        <w:t>các</w:t>
+      </w:r>
+      <w:proofErr w:type="spellEnd"/>
+      <w:r>
+        <w:t xml:space="preserve"> </w:t>
+      </w:r>
+      <w:proofErr w:type="spellStart"/>
+      <w:r>
+        <w:t>ứng</w:t>
+      </w:r>
+      <w:proofErr w:type="spellEnd"/>
+      <w:r>
+        <w:t xml:space="preserve"> </w:t>
+      </w:r>
+      <w:proofErr w:type="spellStart"/>
+      <w:r>
+        <w:t>dụng</w:t>
+      </w:r>
+      <w:proofErr w:type="spellEnd"/>
+      <w:r>
+        <w:t xml:space="preserve"> Enterprise (</w:t>
+      </w:r>
+      <w:proofErr w:type="spellStart"/>
+      <w:r>
+        <w:t>doanh</w:t>
+      </w:r>
+      <w:proofErr w:type="spellEnd"/>
+      <w:r>
+        <w:t xml:space="preserve"> </w:t>
+      </w:r>
+      <w:proofErr w:type="spellStart"/>
+      <w:r>
+        <w:t>nghiệp</w:t>
+      </w:r>
+      <w:proofErr w:type="spellEnd"/>
+      <w:r>
+        <w:t xml:space="preserve">). Spring </w:t>
+      </w:r>
+      <w:proofErr w:type="spellStart"/>
+      <w:r>
+        <w:t>cung</w:t>
+      </w:r>
+      <w:proofErr w:type="spellEnd"/>
+      <w:r>
+        <w:t xml:space="preserve"> </w:t>
+      </w:r>
+      <w:proofErr w:type="spellStart"/>
+      <w:r>
+        <w:t>cấp</w:t>
+      </w:r>
+      <w:proofErr w:type="spellEnd"/>
+      <w:r>
+        <w:t xml:space="preserve"> </w:t>
+      </w:r>
+      <w:proofErr w:type="spellStart"/>
+      <w:r>
+        <w:t>một</w:t>
+      </w:r>
+      <w:proofErr w:type="spellEnd"/>
+      <w:r>
         <w:t xml:space="preserve"> </w:t>
       </w:r>
       <w:proofErr w:type="spellStart"/>
@@ -1389,63 +1581,47 @@
       </w:r>
       <w:proofErr w:type="spellStart"/>
       <w:r>
-        <w:t>toàn</w:t>
-      </w:r>
-      <w:proofErr w:type="spellEnd"/>
-      <w:r>
-        <w:t xml:space="preserve"> </w:t>
-      </w:r>
-      <w:proofErr w:type="spellStart"/>
-      <w:r>
-        <w:t>diện</w:t>
-      </w:r>
-      <w:proofErr w:type="spellEnd"/>
-      <w:r>
-        <w:t xml:space="preserve"> </w:t>
-      </w:r>
-      <w:proofErr w:type="spellStart"/>
-      <w:r>
-        <w:t>dành</w:t>
-      </w:r>
-      <w:proofErr w:type="spellEnd"/>
-      <w:r>
-        <w:t xml:space="preserve"> </w:t>
-      </w:r>
-      <w:proofErr w:type="spellStart"/>
-      <w:r>
-        <w:t>cho</w:t>
-      </w:r>
-      <w:proofErr w:type="spellEnd"/>
-      <w:r>
-        <w:t xml:space="preserve"> </w:t>
-      </w:r>
-      <w:proofErr w:type="spellStart"/>
-      <w:r>
-        <w:t>việc</w:t>
-      </w:r>
-      <w:proofErr w:type="spellEnd"/>
-      <w:r>
-        <w:t xml:space="preserve"> </w:t>
-      </w:r>
-      <w:proofErr w:type="spellStart"/>
-      <w:r>
-        <w:t>phát</w:t>
-      </w:r>
-      <w:proofErr w:type="spellEnd"/>
-      <w:r>
-        <w:t xml:space="preserve"> </w:t>
-      </w:r>
-      <w:proofErr w:type="spellStart"/>
-      <w:r>
-        <w:t>triển</w:t>
-      </w:r>
-      <w:proofErr w:type="spellEnd"/>
-      <w:r>
-        <w:t xml:space="preserve"> </w:t>
-      </w:r>
-      <w:proofErr w:type="spellStart"/>
-      <w:r>
-        <w:t>các</w:t>
+        <w:t>mạnh</w:t>
+      </w:r>
+      <w:proofErr w:type="spellEnd"/>
+      <w:r>
+        <w:t xml:space="preserve"> </w:t>
+      </w:r>
+      <w:proofErr w:type="spellStart"/>
+      <w:r>
+        <w:t>mẽ</w:t>
+      </w:r>
+      <w:proofErr w:type="spellEnd"/>
+      <w:r>
+        <w:t xml:space="preserve"> </w:t>
+      </w:r>
+      <w:proofErr w:type="spellStart"/>
+      <w:r>
+        <w:t>hỗ</w:t>
+      </w:r>
+      <w:proofErr w:type="spellEnd"/>
+      <w:r>
+        <w:t xml:space="preserve"> </w:t>
+      </w:r>
+      <w:proofErr w:type="spellStart"/>
+      <w:r>
+        <w:t>trợ</w:t>
+      </w:r>
+      <w:proofErr w:type="spellEnd"/>
+      <w:r>
+        <w:t xml:space="preserve"> </w:t>
+      </w:r>
+      <w:proofErr w:type="spellStart"/>
+      <w:r>
+        <w:t>xây</w:t>
+      </w:r>
+      <w:proofErr w:type="spellEnd"/>
+      <w:r>
+        <w:t xml:space="preserve"> </w:t>
+      </w:r>
+      <w:proofErr w:type="spellStart"/>
+      <w:r>
+        <w:t>dựng</w:t>
       </w:r>
       <w:proofErr w:type="spellEnd"/>
       <w:r>
@@ -1465,11 +1641,75 @@
       </w:r>
       <w:proofErr w:type="spellEnd"/>
       <w:r>
-        <w:t xml:space="preserve"> Java Enterprise (J2EE). </w:t>
-      </w:r>
-      <w:proofErr w:type="spellStart"/>
-      <w:r>
-        <w:t>Cốt</w:t>
+        <w:t xml:space="preserve"> web, API, </w:t>
+      </w:r>
+      <w:proofErr w:type="spellStart"/>
+      <w:r>
+        <w:t>hệ</w:t>
+      </w:r>
+      <w:proofErr w:type="spellEnd"/>
+      <w:r>
+        <w:t xml:space="preserve"> </w:t>
+      </w:r>
+      <w:proofErr w:type="spellStart"/>
+      <w:r>
+        <w:t>thống</w:t>
+      </w:r>
+      <w:proofErr w:type="spellEnd"/>
+      <w:r>
+        <w:t xml:space="preserve"> </w:t>
+      </w:r>
+      <w:proofErr w:type="spellStart"/>
+      <w:r>
+        <w:t>phân</w:t>
+      </w:r>
+      <w:proofErr w:type="spellEnd"/>
+      <w:r>
+        <w:t xml:space="preserve"> </w:t>
+      </w:r>
+      <w:proofErr w:type="spellStart"/>
+      <w:r>
+        <w:t>tán</w:t>
+      </w:r>
+      <w:proofErr w:type="spellEnd"/>
+      <w:r>
+        <w:t xml:space="preserve"> </w:t>
+      </w:r>
+      <w:proofErr w:type="spellStart"/>
+      <w:r>
+        <w:t>và</w:t>
+      </w:r>
+      <w:proofErr w:type="spellEnd"/>
+      <w:r>
+        <w:t xml:space="preserve"> Microservices.</w:t>
+      </w:r>
+    </w:p>
+    <w:p>
+      <w:pPr>
+        <w:pStyle w:val="0NoiDung"/>
+      </w:pPr>
+      <w:r>
+        <w:t xml:space="preserve">Hai </w:t>
+      </w:r>
+      <w:proofErr w:type="spellStart"/>
+      <w:r>
+        <w:t>nguyên</w:t>
+      </w:r>
+      <w:proofErr w:type="spellEnd"/>
+      <w:r>
+        <w:t xml:space="preserve"> </w:t>
+      </w:r>
+      <w:proofErr w:type="spellStart"/>
+      <w:r>
+        <w:t>lý</w:t>
+      </w:r>
+      <w:proofErr w:type="spellEnd"/>
+      <w:r>
+        <w:t xml:space="preserve"> </w:t>
+      </w:r>
+      <w:proofErr w:type="spellStart"/>
+      <w:r>
+        <w:t>cốt</w:t>
       </w:r>
       <w:proofErr w:type="spellEnd"/>
       <w:r>
@@ -1489,81 +1729,211 @@
       </w:r>
       <w:proofErr w:type="spellEnd"/>
       <w:r>
-        <w:t xml:space="preserve"> </w:t>
-      </w:r>
-      <w:proofErr w:type="spellStart"/>
-      <w:r>
-        <w:t>nó</w:t>
-      </w:r>
-      <w:proofErr w:type="spellEnd"/>
-      <w:r>
-        <w:t xml:space="preserve"> </w:t>
-      </w:r>
-      <w:proofErr w:type="spellStart"/>
-      <w:r>
-        <w:t>dựa</w:t>
-      </w:r>
-      <w:proofErr w:type="spellEnd"/>
-      <w:r>
-        <w:t xml:space="preserve"> </w:t>
-      </w:r>
-      <w:proofErr w:type="spellStart"/>
-      <w:r>
-        <w:t>trên</w:t>
-      </w:r>
-      <w:proofErr w:type="spellEnd"/>
-      <w:r>
-        <w:t xml:space="preserve"> </w:t>
-      </w:r>
-      <w:proofErr w:type="spellStart"/>
-      <w:r>
-        <w:t>hai</w:t>
-      </w:r>
-      <w:proofErr w:type="spellEnd"/>
-      <w:r>
-        <w:t xml:space="preserve"> </w:t>
-      </w:r>
-      <w:proofErr w:type="spellStart"/>
-      <w:r>
-        <w:t>nguyên</w:t>
-      </w:r>
-      <w:proofErr w:type="spellEnd"/>
-      <w:r>
-        <w:t xml:space="preserve"> </w:t>
-      </w:r>
-      <w:proofErr w:type="spellStart"/>
-      <w:r>
-        <w:t>lý</w:t>
-      </w:r>
-      <w:proofErr w:type="spellEnd"/>
-      <w:r>
-        <w:t xml:space="preserve">: </w:t>
-      </w:r>
+        <w:t xml:space="preserve"> Spring Framework:</w:t>
+      </w:r>
+    </w:p>
+    <w:p>
+      <w:pPr>
+        <w:pStyle w:val="0NoiDung"/>
+      </w:pPr>
       <w:r>
         <w:rPr>
           <w:b/>
           <w:bCs/>
         </w:rPr>
-        <w:t>Inversion of Control (IoC)</w:t>
-      </w:r>
-      <w:r>
-        <w:t xml:space="preserve"> </w:t>
-      </w:r>
-      <w:proofErr w:type="spellStart"/>
-      <w:r>
-        <w:t>và</w:t>
-      </w:r>
-      <w:proofErr w:type="spellEnd"/>
-      <w:r>
-        <w:t xml:space="preserve"> </w:t>
-      </w:r>
+        <w:t>IoC (Inversion of Control)</w:t>
+      </w:r>
+      <w:r>
+        <w:t xml:space="preserve">: </w:t>
+      </w:r>
+      <w:proofErr w:type="spellStart"/>
+      <w:r>
+        <w:t>Đảo</w:t>
+      </w:r>
+      <w:proofErr w:type="spellEnd"/>
+      <w:r>
+        <w:t xml:space="preserve"> </w:t>
+      </w:r>
+      <w:proofErr w:type="spellStart"/>
+      <w:r>
+        <w:t>ngược</w:t>
+      </w:r>
+      <w:proofErr w:type="spellEnd"/>
+      <w:r>
+        <w:t xml:space="preserve"> </w:t>
+      </w:r>
+      <w:proofErr w:type="spellStart"/>
+      <w:r>
+        <w:t>điều</w:t>
+      </w:r>
+      <w:proofErr w:type="spellEnd"/>
+      <w:r>
+        <w:t xml:space="preserve"> </w:t>
+      </w:r>
+      <w:proofErr w:type="spellStart"/>
+      <w:r>
+        <w:t>khiển</w:t>
+      </w:r>
+      <w:proofErr w:type="spellEnd"/>
+      <w:r>
+        <w:t xml:space="preserve">, </w:t>
+      </w:r>
+      <w:proofErr w:type="spellStart"/>
+      <w:r>
+        <w:t>giúp</w:t>
+      </w:r>
+      <w:proofErr w:type="spellEnd"/>
+      <w:r>
+        <w:t xml:space="preserve"> Spring </w:t>
+      </w:r>
+      <w:proofErr w:type="spellStart"/>
+      <w:r>
+        <w:t>quản</w:t>
+      </w:r>
+      <w:proofErr w:type="spellEnd"/>
+      <w:r>
+        <w:t xml:space="preserve"> </w:t>
+      </w:r>
+      <w:proofErr w:type="spellStart"/>
+      <w:r>
+        <w:t>lý</w:t>
+      </w:r>
+      <w:proofErr w:type="spellEnd"/>
+      <w:r>
+        <w:t xml:space="preserve"> </w:t>
+      </w:r>
+      <w:proofErr w:type="spellStart"/>
+      <w:r>
+        <w:t>các</w:t>
+      </w:r>
+      <w:proofErr w:type="spellEnd"/>
+      <w:r>
+        <w:t xml:space="preserve"> </w:t>
+      </w:r>
+      <w:proofErr w:type="spellStart"/>
+      <w:r>
+        <w:t>đối</w:t>
+      </w:r>
+      <w:proofErr w:type="spellEnd"/>
+      <w:r>
+        <w:t xml:space="preserve"> </w:t>
+      </w:r>
+      <w:proofErr w:type="spellStart"/>
+      <w:r>
+        <w:t>tượng</w:t>
+      </w:r>
+      <w:proofErr w:type="spellEnd"/>
+      <w:r>
+        <w:t xml:space="preserve"> </w:t>
+      </w:r>
+      <w:proofErr w:type="spellStart"/>
+      <w:r>
+        <w:t>thay</w:t>
+      </w:r>
+      <w:proofErr w:type="spellEnd"/>
+      <w:r>
+        <w:t xml:space="preserve"> </w:t>
+      </w:r>
+      <w:proofErr w:type="spellStart"/>
+      <w:r>
+        <w:t>vì</w:t>
+      </w:r>
+      <w:proofErr w:type="spellEnd"/>
+      <w:r>
+        <w:t xml:space="preserve"> </w:t>
+      </w:r>
+      <w:proofErr w:type="spellStart"/>
+      <w:r>
+        <w:t>lập</w:t>
+      </w:r>
+      <w:proofErr w:type="spellEnd"/>
+      <w:r>
+        <w:t xml:space="preserve"> </w:t>
+      </w:r>
+      <w:proofErr w:type="spellStart"/>
+      <w:r>
+        <w:t>trình</w:t>
+      </w:r>
+      <w:proofErr w:type="spellEnd"/>
+      <w:r>
+        <w:t xml:space="preserve"> </w:t>
+      </w:r>
+      <w:proofErr w:type="spellStart"/>
+      <w:r>
+        <w:t>viên</w:t>
+      </w:r>
+      <w:proofErr w:type="spellEnd"/>
+      <w:r>
+        <w:t xml:space="preserve"> </w:t>
+      </w:r>
+      <w:proofErr w:type="spellStart"/>
+      <w:r>
+        <w:t>tự</w:t>
+      </w:r>
+      <w:proofErr w:type="spellEnd"/>
+      <w:r>
+        <w:t xml:space="preserve"> </w:t>
+      </w:r>
+      <w:proofErr w:type="spellStart"/>
+      <w:r>
+        <w:t>tạo</w:t>
+      </w:r>
+      <w:proofErr w:type="spellEnd"/>
+      <w:r>
+        <w:t xml:space="preserve"> </w:t>
+      </w:r>
+      <w:proofErr w:type="spellStart"/>
+      <w:r>
+        <w:t>thủ</w:t>
+      </w:r>
+      <w:proofErr w:type="spellEnd"/>
+      <w:r>
+        <w:t xml:space="preserve"> </w:t>
+      </w:r>
+      <w:proofErr w:type="spellStart"/>
+      <w:r>
+        <w:t>công</w:t>
+      </w:r>
+      <w:proofErr w:type="spellEnd"/>
+      <w:r>
+        <w:t xml:space="preserve">. </w:t>
+      </w:r>
+    </w:p>
+    <w:p>
+      <w:pPr>
+        <w:pStyle w:val="0NoiDung"/>
+      </w:pPr>
       <w:r>
         <w:rPr>
           <w:b/>
           <w:bCs/>
         </w:rPr>
-        <w:t>Dependency Injection (DI)</w:t>
-      </w:r>
+        <w:t>DI (Dependency Injection)</w:t>
+      </w:r>
+      <w:r>
+        <w:t xml:space="preserve">: </w:t>
+      </w:r>
+      <w:proofErr w:type="spellStart"/>
+      <w:r>
+        <w:t>Tiêm</w:t>
+      </w:r>
+      <w:proofErr w:type="spellEnd"/>
+      <w:r>
+        <w:t xml:space="preserve"> </w:t>
+      </w:r>
+      <w:proofErr w:type="spellStart"/>
+      <w:r>
+        <w:t>phụ</w:t>
+      </w:r>
+      <w:proofErr w:type="spellEnd"/>
+      <w:r>
+        <w:t xml:space="preserve"> </w:t>
+      </w:r>
+      <w:proofErr w:type="spellStart"/>
+      <w:r>
+        <w:t>thuộc</w:t>
+      </w:r>
+      <w:proofErr w:type="spellEnd"/>
       <w:r>
         <w:t xml:space="preserve">, </w:t>
       </w:r>
@@ -1577,15 +1947,23 @@
       </w:r>
       <w:proofErr w:type="spellStart"/>
       <w:r>
-        <w:t>mã</w:t>
-      </w:r>
-      <w:proofErr w:type="spellEnd"/>
-      <w:r>
-        <w:t xml:space="preserve"> </w:t>
-      </w:r>
-      <w:proofErr w:type="spellStart"/>
-      <w:r>
-        <w:t>nguồn</w:t>
+        <w:t>các</w:t>
+      </w:r>
+      <w:proofErr w:type="spellEnd"/>
+      <w:r>
+        <w:t xml:space="preserve"> class </w:t>
+      </w:r>
+      <w:proofErr w:type="spellStart"/>
+      <w:r>
+        <w:t>liên</w:t>
+      </w:r>
+      <w:proofErr w:type="spellEnd"/>
+      <w:r>
+        <w:t xml:space="preserve"> </w:t>
+      </w:r>
+      <w:proofErr w:type="spellStart"/>
+      <w:r>
+        <w:t>kết</w:t>
       </w:r>
       <w:proofErr w:type="spellEnd"/>
       <w:r>
@@ -1605,7 +1983,31 @@
       </w:r>
       <w:proofErr w:type="spellEnd"/>
       <w:r>
-        <w:t xml:space="preserve"> (loosely coupled) </w:t>
+        <w:t xml:space="preserve"> (loosely coupled), </w:t>
+      </w:r>
+      <w:proofErr w:type="spellStart"/>
+      <w:r>
+        <w:t>dễ</w:t>
+      </w:r>
+      <w:proofErr w:type="spellEnd"/>
+      <w:r>
+        <w:t xml:space="preserve"> </w:t>
+      </w:r>
+      <w:proofErr w:type="spellStart"/>
+      <w:r>
+        <w:t>bảo</w:t>
+      </w:r>
+      <w:proofErr w:type="spellEnd"/>
+      <w:r>
+        <w:t xml:space="preserve"> </w:t>
+      </w:r>
+      <w:proofErr w:type="spellStart"/>
+      <w:r>
+        <w:t>trì</w:t>
+      </w:r>
+      <w:proofErr w:type="spellEnd"/>
+      <w:r>
+        <w:t xml:space="preserve"> </w:t>
       </w:r>
       <w:proofErr w:type="spellStart"/>
       <w:r>
@@ -1617,14 +2019,6 @@
       </w:r>
       <w:proofErr w:type="spellStart"/>
       <w:r>
-        <w:t>dễ</w:t>
-      </w:r>
-      <w:proofErr w:type="spellEnd"/>
-      <w:r>
-        <w:t xml:space="preserve"> </w:t>
-      </w:r>
-      <w:proofErr w:type="spellStart"/>
-      <w:r>
         <w:t>kiểm</w:t>
       </w:r>
       <w:proofErr w:type="spellEnd"/>
@@ -1637,7 +2031,100 @@
       </w:r>
       <w:proofErr w:type="spellEnd"/>
       <w:r>
-        <w:t>.</w:t>
+        <w:t xml:space="preserve">. </w:t>
+      </w:r>
+    </w:p>
+    <w:p>
+      <w:pPr>
+        <w:pStyle w:val="0NoiDung"/>
+      </w:pPr>
+      <w:proofErr w:type="spellStart"/>
+      <w:r>
+        <w:t>Nhờ</w:t>
+      </w:r>
+      <w:proofErr w:type="spellEnd"/>
+      <w:r>
+        <w:t xml:space="preserve"> </w:t>
+      </w:r>
+      <w:proofErr w:type="spellStart"/>
+      <w:r>
+        <w:t>đó</w:t>
+      </w:r>
+      <w:proofErr w:type="spellEnd"/>
+      <w:r>
+        <w:t xml:space="preserve">, Spring </w:t>
+      </w:r>
+      <w:proofErr w:type="spellStart"/>
+      <w:r>
+        <w:t>trở</w:t>
+      </w:r>
+      <w:proofErr w:type="spellEnd"/>
+      <w:r>
+        <w:t xml:space="preserve"> </w:t>
+      </w:r>
+      <w:proofErr w:type="spellStart"/>
+      <w:r>
+        <w:t>thành</w:t>
+      </w:r>
+      <w:proofErr w:type="spellEnd"/>
+      <w:r>
+        <w:t xml:space="preserve"> framework </w:t>
+      </w:r>
+      <w:proofErr w:type="spellStart"/>
+      <w:r>
+        <w:t>phổ</w:t>
+      </w:r>
+      <w:proofErr w:type="spellEnd"/>
+      <w:r>
+        <w:t xml:space="preserve"> </w:t>
+      </w:r>
+      <w:proofErr w:type="spellStart"/>
+      <w:r>
+        <w:t>biến</w:t>
+      </w:r>
+      <w:proofErr w:type="spellEnd"/>
+      <w:r>
+        <w:t xml:space="preserve"> </w:t>
+      </w:r>
+      <w:proofErr w:type="spellStart"/>
+      <w:r>
+        <w:t>nhất</w:t>
+      </w:r>
+      <w:proofErr w:type="spellEnd"/>
+      <w:r>
+        <w:t xml:space="preserve"> </w:t>
+      </w:r>
+      <w:proofErr w:type="spellStart"/>
+      <w:r>
+        <w:t>trong</w:t>
+      </w:r>
+      <w:proofErr w:type="spellEnd"/>
+      <w:r>
+        <w:t xml:space="preserve"> </w:t>
+      </w:r>
+      <w:proofErr w:type="spellStart"/>
+      <w:r>
+        <w:t>hệ</w:t>
+      </w:r>
+      <w:proofErr w:type="spellEnd"/>
+      <w:r>
+        <w:t xml:space="preserve"> </w:t>
+      </w:r>
+      <w:proofErr w:type="spellStart"/>
+      <w:r>
+        <w:t>sinh</w:t>
+      </w:r>
+      <w:proofErr w:type="spellEnd"/>
+      <w:r>
+        <w:t xml:space="preserve"> </w:t>
+      </w:r>
+      <w:proofErr w:type="spellStart"/>
+      <w:r>
+        <w:t>thái</w:t>
+      </w:r>
+      <w:proofErr w:type="spellEnd"/>
+      <w:r>
+        <w:t xml:space="preserve"> Java Enterprise.</w:t>
       </w:r>
     </w:p>
     <w:p/>
@@ -1681,7 +2168,10 @@
         <w:pStyle w:val="0NoiDung"/>
       </w:pPr>
       <w:r>
-        <w:t xml:space="preserve">Spring Boot </w:t>
+        <w:t>S</w:t>
+      </w:r>
+      <w:r>
+        <w:t xml:space="preserve">pring Boot </w:t>
       </w:r>
       <w:proofErr w:type="spellStart"/>
       <w:r>
@@ -1697,23 +2187,39 @@
       </w:r>
       <w:proofErr w:type="spellEnd"/>
       <w:r>
-        <w:t xml:space="preserve"> "</w:t>
-      </w:r>
-      <w:proofErr w:type="spellStart"/>
-      <w:r>
-        <w:t>lớp</w:t>
-      </w:r>
-      <w:proofErr w:type="spellEnd"/>
-      <w:r>
-        <w:t xml:space="preserve"> </w:t>
-      </w:r>
-      <w:proofErr w:type="spellStart"/>
-      <w:r>
-        <w:t>phủ</w:t>
-      </w:r>
-      <w:proofErr w:type="spellEnd"/>
-      <w:r>
-        <w:t xml:space="preserve">" (extension) </w:t>
+        <w:t xml:space="preserve"> </w:t>
+      </w:r>
+      <w:proofErr w:type="spellStart"/>
+      <w:r>
+        <w:t>dự</w:t>
+      </w:r>
+      <w:proofErr w:type="spellEnd"/>
+      <w:r>
+        <w:t xml:space="preserve"> </w:t>
+      </w:r>
+      <w:proofErr w:type="spellStart"/>
+      <w:r>
+        <w:t>án</w:t>
+      </w:r>
+      <w:proofErr w:type="spellEnd"/>
+      <w:r>
+        <w:t xml:space="preserve"> </w:t>
+      </w:r>
+      <w:proofErr w:type="spellStart"/>
+      <w:r>
+        <w:t>mở</w:t>
+      </w:r>
+      <w:proofErr w:type="spellEnd"/>
+      <w:r>
+        <w:t xml:space="preserve"> </w:t>
+      </w:r>
+      <w:proofErr w:type="spellStart"/>
+      <w:r>
+        <w:t>rộng</w:t>
+      </w:r>
+      <w:proofErr w:type="spellEnd"/>
+      <w:r>
+        <w:t xml:space="preserve"> </w:t>
       </w:r>
       <w:proofErr w:type="spellStart"/>
       <w:r>
@@ -1721,19 +2227,11 @@
       </w:r>
       <w:proofErr w:type="spellEnd"/>
       <w:r>
-        <w:t xml:space="preserve"> Spring Framework. </w:t>
-      </w:r>
-      <w:proofErr w:type="spellStart"/>
-      <w:r>
-        <w:t>Nó</w:t>
-      </w:r>
-      <w:proofErr w:type="spellEnd"/>
-      <w:r>
-        <w:t xml:space="preserve"> </w:t>
-      </w:r>
-      <w:proofErr w:type="spellStart"/>
-      <w:r>
-        <w:t>giúp</w:t>
+        <w:t xml:space="preserve"> Spring Framework </w:t>
+      </w:r>
+      <w:proofErr w:type="spellStart"/>
+      <w:r>
+        <w:t>nhằm</w:t>
       </w:r>
       <w:proofErr w:type="spellEnd"/>
       <w:r>
@@ -1793,11 +2291,152 @@
       </w:r>
       <w:proofErr w:type="spellEnd"/>
       <w:r>
-        <w:t xml:space="preserve"> (</w:t>
-      </w:r>
-      <w:proofErr w:type="spellStart"/>
-      <w:r>
-        <w:t>vốn</w:t>
+        <w:t xml:space="preserve"> </w:t>
+      </w:r>
+      <w:proofErr w:type="spellStart"/>
+      <w:r>
+        <w:t>và</w:t>
+      </w:r>
+      <w:proofErr w:type="spellEnd"/>
+      <w:r>
+        <w:t xml:space="preserve"> </w:t>
+      </w:r>
+      <w:proofErr w:type="spellStart"/>
+      <w:r>
+        <w:t>phát</w:t>
+      </w:r>
+      <w:proofErr w:type="spellEnd"/>
+      <w:r>
+        <w:t xml:space="preserve"> </w:t>
+      </w:r>
+      <w:proofErr w:type="spellStart"/>
+      <w:r>
+        <w:t>triển</w:t>
+      </w:r>
+      <w:proofErr w:type="spellEnd"/>
+      <w:r>
+        <w:t xml:space="preserve"> </w:t>
+      </w:r>
+      <w:proofErr w:type="spellStart"/>
+      <w:r>
+        <w:t>ứng</w:t>
+      </w:r>
+      <w:proofErr w:type="spellEnd"/>
+      <w:r>
+        <w:t xml:space="preserve"> </w:t>
+      </w:r>
+      <w:proofErr w:type="spellStart"/>
+      <w:r>
+        <w:t>dụng</w:t>
+      </w:r>
+      <w:proofErr w:type="spellEnd"/>
+      <w:r>
+        <w:t xml:space="preserve"> Spring.</w:t>
+      </w:r>
+    </w:p>
+    <w:p>
+      <w:pPr>
+        <w:pStyle w:val="0NoiDung"/>
+      </w:pPr>
+      <w:proofErr w:type="spellStart"/>
+      <w:r>
+        <w:t>Trước</w:t>
+      </w:r>
+      <w:proofErr w:type="spellEnd"/>
+      <w:r>
+        <w:t xml:space="preserve"> </w:t>
+      </w:r>
+      <w:proofErr w:type="spellStart"/>
+      <w:r>
+        <w:t>đây</w:t>
+      </w:r>
+      <w:proofErr w:type="spellEnd"/>
+      <w:r>
+        <w:t xml:space="preserve">, </w:t>
+      </w:r>
+      <w:proofErr w:type="spellStart"/>
+      <w:r>
+        <w:t>khi</w:t>
+      </w:r>
+      <w:proofErr w:type="spellEnd"/>
+      <w:r>
+        <w:t xml:space="preserve"> </w:t>
+      </w:r>
+      <w:proofErr w:type="spellStart"/>
+      <w:r>
+        <w:t>sử</w:t>
+      </w:r>
+      <w:proofErr w:type="spellEnd"/>
+      <w:r>
+        <w:t xml:space="preserve"> </w:t>
+      </w:r>
+      <w:proofErr w:type="spellStart"/>
+      <w:r>
+        <w:t>dụng</w:t>
+      </w:r>
+      <w:proofErr w:type="spellEnd"/>
+      <w:r>
+        <w:t xml:space="preserve"> Spring Framework </w:t>
+      </w:r>
+      <w:proofErr w:type="spellStart"/>
+      <w:r>
+        <w:t>truyền</w:t>
+      </w:r>
+      <w:proofErr w:type="spellEnd"/>
+      <w:r>
+        <w:t xml:space="preserve"> </w:t>
+      </w:r>
+      <w:proofErr w:type="spellStart"/>
+      <w:r>
+        <w:t>thống</w:t>
+      </w:r>
+      <w:proofErr w:type="spellEnd"/>
+      <w:r>
+        <w:t xml:space="preserve">, </w:t>
+      </w:r>
+      <w:proofErr w:type="spellStart"/>
+      <w:r>
+        <w:t>lập</w:t>
+      </w:r>
+      <w:proofErr w:type="spellEnd"/>
+      <w:r>
+        <w:t xml:space="preserve"> </w:t>
+      </w:r>
+      <w:proofErr w:type="spellStart"/>
+      <w:r>
+        <w:t>trình</w:t>
+      </w:r>
+      <w:proofErr w:type="spellEnd"/>
+      <w:r>
+        <w:t xml:space="preserve"> </w:t>
+      </w:r>
+      <w:proofErr w:type="spellStart"/>
+      <w:r>
+        <w:t>viên</w:t>
+      </w:r>
+      <w:proofErr w:type="spellEnd"/>
+      <w:r>
+        <w:t xml:space="preserve"> </w:t>
+      </w:r>
+      <w:proofErr w:type="spellStart"/>
+      <w:r>
+        <w:t>phải</w:t>
+      </w:r>
+      <w:proofErr w:type="spellEnd"/>
+      <w:r>
+        <w:t xml:space="preserve"> </w:t>
+      </w:r>
+      <w:proofErr w:type="spellStart"/>
+      <w:r>
+        <w:t>cấu</w:t>
+      </w:r>
+      <w:proofErr w:type="spellEnd"/>
+      <w:r>
+        <w:t xml:space="preserve"> </w:t>
+      </w:r>
+      <w:proofErr w:type="spellStart"/>
+      <w:r>
+        <w:t>hình</w:t>
       </w:r>
       <w:proofErr w:type="spellEnd"/>
       <w:r>
@@ -1813,6 +2452,22 @@
       </w:r>
       <w:proofErr w:type="spellStart"/>
       <w:r>
+        <w:t>nhiều</w:t>
+      </w:r>
+      <w:proofErr w:type="spellEnd"/>
+      <w:r>
+        <w:t xml:space="preserve"> file XML </w:t>
+      </w:r>
+      <w:proofErr w:type="spellStart"/>
+      <w:r>
+        <w:t>hoặc</w:t>
+      </w:r>
+      <w:proofErr w:type="spellEnd"/>
+      <w:r>
+        <w:t xml:space="preserve"> Java Config </w:t>
+      </w:r>
+      <w:proofErr w:type="spellStart"/>
+      <w:r>
         <w:t>phức</w:t>
       </w:r>
       <w:proofErr w:type="spellEnd"/>
@@ -1825,43 +2480,284 @@
       </w:r>
       <w:proofErr w:type="spellEnd"/>
       <w:r>
-        <w:t xml:space="preserve"> </w:t>
-      </w:r>
-      <w:proofErr w:type="spellStart"/>
-      <w:r>
-        <w:t>trong</w:t>
-      </w:r>
-      <w:proofErr w:type="spellEnd"/>
-      <w:r>
-        <w:t xml:space="preserve"> Spring </w:t>
-      </w:r>
-      <w:proofErr w:type="spellStart"/>
-      <w:r>
-        <w:t>truyền</w:t>
-      </w:r>
-      <w:proofErr w:type="spellEnd"/>
-      <w:r>
-        <w:t xml:space="preserve"> </w:t>
-      </w:r>
-      <w:proofErr w:type="spellStart"/>
-      <w:r>
-        <w:t>thống</w:t>
+        <w:t xml:space="preserve">. Spring Boot ra </w:t>
+      </w:r>
+      <w:proofErr w:type="spellStart"/>
+      <w:r>
+        <w:t>đời</w:t>
+      </w:r>
+      <w:proofErr w:type="spellEnd"/>
+      <w:r>
+        <w:t xml:space="preserve"> </w:t>
+      </w:r>
+      <w:proofErr w:type="spellStart"/>
+      <w:r>
+        <w:t>nhằm</w:t>
+      </w:r>
+      <w:proofErr w:type="spellEnd"/>
+      <w:r>
+        <w:t xml:space="preserve"> </w:t>
+      </w:r>
+      <w:proofErr w:type="spellStart"/>
+      <w:r>
+        <w:t>giải</w:t>
+      </w:r>
+      <w:proofErr w:type="spellEnd"/>
+      <w:r>
+        <w:t xml:space="preserve"> </w:t>
+      </w:r>
+      <w:proofErr w:type="spellStart"/>
+      <w:r>
+        <w:t>quyết</w:t>
+      </w:r>
+      <w:proofErr w:type="spellEnd"/>
+      <w:r>
+        <w:t xml:space="preserve"> </w:t>
+      </w:r>
+      <w:proofErr w:type="spellStart"/>
+      <w:r>
+        <w:t>vấn</w:t>
+      </w:r>
+      <w:proofErr w:type="spellEnd"/>
+      <w:r>
+        <w:t xml:space="preserve"> </w:t>
+      </w:r>
+      <w:proofErr w:type="spellStart"/>
+      <w:r>
+        <w:t>đề</w:t>
+      </w:r>
+      <w:proofErr w:type="spellEnd"/>
+      <w:r>
+        <w:t xml:space="preserve"> </w:t>
+      </w:r>
+      <w:proofErr w:type="spellStart"/>
+      <w:r>
+        <w:t>này</w:t>
+      </w:r>
+      <w:proofErr w:type="spellEnd"/>
+      <w:r>
+        <w:t xml:space="preserve"> </w:t>
+      </w:r>
+      <w:proofErr w:type="spellStart"/>
+      <w:r>
+        <w:t>bằng</w:t>
+      </w:r>
+      <w:proofErr w:type="spellEnd"/>
+      <w:r>
+        <w:t xml:space="preserve"> </w:t>
+      </w:r>
+      <w:proofErr w:type="spellStart"/>
+      <w:r>
+        <w:t>cách</w:t>
+      </w:r>
+      <w:proofErr w:type="spellEnd"/>
+      <w:r>
+        <w:t xml:space="preserve"> </w:t>
+      </w:r>
+      <w:proofErr w:type="spellStart"/>
+      <w:r>
+        <w:t>cung</w:t>
+      </w:r>
+      <w:proofErr w:type="spellEnd"/>
+      <w:r>
+        <w:t xml:space="preserve"> </w:t>
+      </w:r>
+      <w:proofErr w:type="spellStart"/>
+      <w:r>
+        <w:t>cấp</w:t>
+      </w:r>
+      <w:proofErr w:type="spellEnd"/>
+      <w:r>
+        <w:t xml:space="preserve"> </w:t>
+      </w:r>
+      <w:proofErr w:type="spellStart"/>
+      <w:r>
+        <w:t>cơ</w:t>
+      </w:r>
+      <w:proofErr w:type="spellEnd"/>
+      <w:r>
+        <w:t xml:space="preserve"> </w:t>
+      </w:r>
+      <w:proofErr w:type="spellStart"/>
+      <w:r>
+        <w:t>chế</w:t>
+      </w:r>
+      <w:proofErr w:type="spellEnd"/>
+      <w:r>
+        <w:t>:</w:t>
+      </w:r>
+    </w:p>
+    <w:p>
+      <w:pPr>
+        <w:pStyle w:val="0NoiDung"/>
+        <w:numPr>
+          <w:ilvl w:val="0"/>
+          <w:numId w:val="16"/>
+        </w:numPr>
+      </w:pPr>
+      <w:r>
+        <w:t>Auto Configuration (</w:t>
+      </w:r>
+      <w:proofErr w:type="spellStart"/>
+      <w:r>
+        <w:t>tự</w:t>
+      </w:r>
+      <w:proofErr w:type="spellEnd"/>
+      <w:r>
+        <w:t xml:space="preserve"> </w:t>
+      </w:r>
+      <w:proofErr w:type="spellStart"/>
+      <w:r>
+        <w:t>động</w:t>
+      </w:r>
+      <w:proofErr w:type="spellEnd"/>
+      <w:r>
+        <w:t xml:space="preserve"> </w:t>
+      </w:r>
+      <w:proofErr w:type="spellStart"/>
+      <w:r>
+        <w:t>cấu</w:t>
+      </w:r>
+      <w:proofErr w:type="spellEnd"/>
+      <w:r>
+        <w:t xml:space="preserve"> </w:t>
+      </w:r>
+      <w:proofErr w:type="spellStart"/>
+      <w:r>
+        <w:t>hình</w:t>
       </w:r>
       <w:proofErr w:type="spellEnd"/>
       <w:r>
         <w:t xml:space="preserve">) </w:t>
       </w:r>
-      <w:proofErr w:type="spellStart"/>
-      <w:r>
-        <w:t>để</w:t>
-      </w:r>
-      <w:proofErr w:type="spellEnd"/>
-      <w:r>
-        <w:t xml:space="preserve"> </w:t>
-      </w:r>
-      <w:proofErr w:type="spellStart"/>
-      <w:r>
-        <w:t>bạn</w:t>
+    </w:p>
+    <w:p>
+      <w:pPr>
+        <w:pStyle w:val="0NoiDung"/>
+        <w:numPr>
+          <w:ilvl w:val="0"/>
+          <w:numId w:val="16"/>
+        </w:numPr>
+      </w:pPr>
+      <w:r>
+        <w:t>Starter Dependencies (</w:t>
+      </w:r>
+      <w:proofErr w:type="spellStart"/>
+      <w:r>
+        <w:t>thư</w:t>
+      </w:r>
+      <w:proofErr w:type="spellEnd"/>
+      <w:r>
+        <w:t xml:space="preserve"> </w:t>
+      </w:r>
+      <w:proofErr w:type="spellStart"/>
+      <w:r>
+        <w:t>viện</w:t>
+      </w:r>
+      <w:proofErr w:type="spellEnd"/>
+      <w:r>
+        <w:t xml:space="preserve"> </w:t>
+      </w:r>
+      <w:proofErr w:type="spellStart"/>
+      <w:r>
+        <w:t>tích</w:t>
+      </w:r>
+      <w:proofErr w:type="spellEnd"/>
+      <w:r>
+        <w:t xml:space="preserve"> </w:t>
+      </w:r>
+      <w:proofErr w:type="spellStart"/>
+      <w:r>
+        <w:t>hợp</w:t>
+      </w:r>
+      <w:proofErr w:type="spellEnd"/>
+      <w:r>
+        <w:t xml:space="preserve"> </w:t>
+      </w:r>
+      <w:proofErr w:type="spellStart"/>
+      <w:r>
+        <w:t>sẵn</w:t>
+      </w:r>
+      <w:proofErr w:type="spellEnd"/>
+      <w:r>
+        <w:t xml:space="preserve">) </w:t>
+      </w:r>
+    </w:p>
+    <w:p>
+      <w:pPr>
+        <w:pStyle w:val="0NoiDung"/>
+        <w:numPr>
+          <w:ilvl w:val="0"/>
+          <w:numId w:val="16"/>
+        </w:numPr>
+      </w:pPr>
+      <w:r>
+        <w:t>Embedded Server (</w:t>
+      </w:r>
+      <w:proofErr w:type="spellStart"/>
+      <w:r>
+        <w:t>máy</w:t>
+      </w:r>
+      <w:proofErr w:type="spellEnd"/>
+      <w:r>
+        <w:t xml:space="preserve"> </w:t>
+      </w:r>
+      <w:proofErr w:type="spellStart"/>
+      <w:r>
+        <w:t>chủ</w:t>
+      </w:r>
+      <w:proofErr w:type="spellEnd"/>
+      <w:r>
+        <w:t xml:space="preserve"> </w:t>
+      </w:r>
+      <w:proofErr w:type="spellStart"/>
+      <w:r>
+        <w:t>nhúng</w:t>
+      </w:r>
+      <w:proofErr w:type="spellEnd"/>
+      <w:r>
+        <w:t xml:space="preserve">) </w:t>
+      </w:r>
+    </w:p>
+    <w:p>
+      <w:pPr>
+        <w:pStyle w:val="0NoiDung"/>
+      </w:pPr>
+      <w:proofErr w:type="spellStart"/>
+      <w:r>
+        <w:t>Nhờ</w:t>
+      </w:r>
+      <w:proofErr w:type="spellEnd"/>
+      <w:r>
+        <w:t xml:space="preserve"> </w:t>
+      </w:r>
+      <w:proofErr w:type="spellStart"/>
+      <w:r>
+        <w:t>đó</w:t>
+      </w:r>
+      <w:proofErr w:type="spellEnd"/>
+      <w:r>
+        <w:t xml:space="preserve">, </w:t>
+      </w:r>
+      <w:proofErr w:type="spellStart"/>
+      <w:r>
+        <w:t>lập</w:t>
+      </w:r>
+      <w:proofErr w:type="spellEnd"/>
+      <w:r>
+        <w:t xml:space="preserve"> </w:t>
+      </w:r>
+      <w:proofErr w:type="spellStart"/>
+      <w:r>
+        <w:t>trình</w:t>
+      </w:r>
+      <w:proofErr w:type="spellEnd"/>
+      <w:r>
+        <w:t xml:space="preserve"> </w:t>
+      </w:r>
+      <w:proofErr w:type="spellStart"/>
+      <w:r>
+        <w:t>viên</w:t>
       </w:r>
       <w:proofErr w:type="spellEnd"/>
       <w:r>
@@ -1881,7 +2777,39 @@
       </w:r>
       <w:proofErr w:type="spellEnd"/>
       <w:r>
-        <w:t xml:space="preserve"> "</w:t>
+        <w:t xml:space="preserve"> </w:t>
+      </w:r>
+      <w:proofErr w:type="spellStart"/>
+      <w:r>
+        <w:t>nhanh</w:t>
+      </w:r>
+      <w:proofErr w:type="spellEnd"/>
+      <w:r>
+        <w:t xml:space="preserve"> </w:t>
+      </w:r>
+      <w:proofErr w:type="spellStart"/>
+      <w:r>
+        <w:t>chóng</w:t>
+      </w:r>
+      <w:proofErr w:type="spellEnd"/>
+      <w:r>
+        <w:t xml:space="preserve"> </w:t>
+      </w:r>
+      <w:proofErr w:type="spellStart"/>
+      <w:r>
+        <w:t>tạo</w:t>
+      </w:r>
+      <w:proofErr w:type="spellEnd"/>
+      <w:r>
+        <w:t xml:space="preserve"> </w:t>
+      </w:r>
+      <w:proofErr w:type="spellStart"/>
+      <w:r>
+        <w:t>và</w:t>
+      </w:r>
+      <w:proofErr w:type="spellEnd"/>
+      <w:r>
+        <w:t xml:space="preserve"> </w:t>
       </w:r>
       <w:proofErr w:type="spellStart"/>
       <w:r>
@@ -1893,27 +2821,67 @@
       </w:r>
       <w:proofErr w:type="spellStart"/>
       <w:r>
-        <w:t>ngay</w:t>
-      </w:r>
-      <w:proofErr w:type="spellEnd"/>
-      <w:r>
-        <w:t xml:space="preserve"> </w:t>
-      </w:r>
-      <w:proofErr w:type="spellStart"/>
-      <w:r>
-        <w:t>lập</w:t>
-      </w:r>
-      <w:proofErr w:type="spellEnd"/>
-      <w:r>
-        <w:t xml:space="preserve"> </w:t>
-      </w:r>
-      <w:proofErr w:type="spellStart"/>
-      <w:r>
-        <w:t>tức</w:t>
-      </w:r>
-      <w:proofErr w:type="spellEnd"/>
-      <w:r>
-        <w:t>" (Just Run).</w:t>
+        <w:t>ứng</w:t>
+      </w:r>
+      <w:proofErr w:type="spellEnd"/>
+      <w:r>
+        <w:t xml:space="preserve"> </w:t>
+      </w:r>
+      <w:proofErr w:type="spellStart"/>
+      <w:r>
+        <w:t>dụng</w:t>
+      </w:r>
+      <w:proofErr w:type="spellEnd"/>
+      <w:r>
+        <w:t xml:space="preserve"> </w:t>
+      </w:r>
+      <w:proofErr w:type="spellStart"/>
+      <w:r>
+        <w:t>chỉ</w:t>
+      </w:r>
+      <w:proofErr w:type="spellEnd"/>
+      <w:r>
+        <w:t xml:space="preserve"> </w:t>
+      </w:r>
+      <w:proofErr w:type="spellStart"/>
+      <w:r>
+        <w:t>với</w:t>
+      </w:r>
+      <w:proofErr w:type="spellEnd"/>
+      <w:r>
+        <w:t xml:space="preserve"> </w:t>
+      </w:r>
+      <w:proofErr w:type="spellStart"/>
+      <w:r>
+        <w:t>vài</w:t>
+      </w:r>
+      <w:proofErr w:type="spellEnd"/>
+      <w:r>
+        <w:t xml:space="preserve"> </w:t>
+      </w:r>
+      <w:proofErr w:type="spellStart"/>
+      <w:r>
+        <w:t>bước</w:t>
+      </w:r>
+      <w:proofErr w:type="spellEnd"/>
+      <w:r>
+        <w:t xml:space="preserve"> </w:t>
+      </w:r>
+      <w:proofErr w:type="spellStart"/>
+      <w:r>
+        <w:t>cơ</w:t>
+      </w:r>
+      <w:proofErr w:type="spellEnd"/>
+      <w:r>
+        <w:t xml:space="preserve"> </w:t>
+      </w:r>
+      <w:proofErr w:type="spellStart"/>
+      <w:r>
+        <w:t>bản</w:t>
+      </w:r>
+      <w:proofErr w:type="spellEnd"/>
+      <w:r>
+        <w:t>.</w:t>
       </w:r>
     </w:p>
     <w:p>
@@ -1925,6 +2893,7 @@
         <w:rPr>
           <w:noProof/>
         </w:rPr>
+        <w:lastRenderedPageBreak/>
         <w:drawing>
           <wp:inline distT="0" distB="0" distL="0" distR="0" wp14:anchorId="7BD4EEC2" wp14:editId="2C39C2D9">
             <wp:extent cx="5943600" cy="3342640"/>
@@ -2022,9 +2991,9 @@
         <w:tblLook w:val="04A0" w:firstRow="1" w:lastRow="0" w:firstColumn="1" w:lastColumn="0" w:noHBand="0" w:noVBand="1"/>
       </w:tblPr>
       <w:tblGrid>
-        <w:gridCol w:w="996"/>
-        <w:gridCol w:w="3542"/>
-        <w:gridCol w:w="4812"/>
+        <w:gridCol w:w="971"/>
+        <w:gridCol w:w="3580"/>
+        <w:gridCol w:w="4799"/>
       </w:tblGrid>
       <w:tr>
         <w:trPr>
@@ -2055,7 +3024,6 @@
                 <w:sz w:val="26"/>
                 <w:szCs w:val="26"/>
               </w:rPr>
-              <w:lastRenderedPageBreak/>
               <w:t>Đặc</w:t>
             </w:r>
             <w:proofErr w:type="spellEnd"/>
@@ -2160,8 +3128,6 @@
             <w:r>
               <w:rPr>
                 <w:rFonts w:ascii="Times New Roman" w:hAnsi="Times New Roman" w:cs="Times New Roman"/>
-                <w:b/>
-                <w:bCs/>
                 <w:sz w:val="26"/>
                 <w:szCs w:val="26"/>
               </w:rPr>
@@ -2171,8 +3137,6 @@
             <w:r>
               <w:rPr>
                 <w:rFonts w:ascii="Times New Roman" w:hAnsi="Times New Roman" w:cs="Times New Roman"/>
-                <w:b/>
-                <w:bCs/>
                 <w:sz w:val="26"/>
                 <w:szCs w:val="26"/>
               </w:rPr>
@@ -2182,8 +3146,6 @@
             <w:r>
               <w:rPr>
                 <w:rFonts w:ascii="Times New Roman" w:hAnsi="Times New Roman" w:cs="Times New Roman"/>
-                <w:b/>
-                <w:bCs/>
                 <w:sz w:val="26"/>
                 <w:szCs w:val="26"/>
               </w:rPr>
@@ -2317,20 +3279,10 @@
             <w:r>
               <w:rPr>
                 <w:rFonts w:ascii="Times New Roman" w:hAnsi="Times New Roman" w:cs="Times New Roman"/>
-                <w:b/>
-                <w:bCs/>
                 <w:sz w:val="26"/>
                 <w:szCs w:val="26"/>
               </w:rPr>
-              <w:t>Auto-configuration</w:t>
-            </w:r>
-            <w:r>
-              <w:rPr>
-                <w:rFonts w:ascii="Times New Roman" w:hAnsi="Times New Roman" w:cs="Times New Roman"/>
-                <w:sz w:val="26"/>
-                <w:szCs w:val="26"/>
-              </w:rPr>
-              <w:t xml:space="preserve"> (</w:t>
+              <w:t>Auto-configuration (</w:t>
             </w:r>
             <w:proofErr w:type="spellStart"/>
             <w:r>
@@ -2556,8 +3508,6 @@
             <w:r>
               <w:rPr>
                 <w:rFonts w:ascii="Times New Roman" w:hAnsi="Times New Roman" w:cs="Times New Roman"/>
-                <w:b/>
-                <w:bCs/>
                 <w:sz w:val="26"/>
                 <w:szCs w:val="26"/>
               </w:rPr>
@@ -2690,20 +3640,10 @@
             <w:r>
               <w:rPr>
                 <w:rFonts w:ascii="Times New Roman" w:hAnsi="Times New Roman" w:cs="Times New Roman"/>
-                <w:b/>
-                <w:bCs/>
                 <w:sz w:val="26"/>
                 <w:szCs w:val="26"/>
               </w:rPr>
-              <w:t>Embedded Server</w:t>
-            </w:r>
-            <w:r>
-              <w:rPr>
-                <w:rFonts w:ascii="Times New Roman" w:hAnsi="Times New Roman" w:cs="Times New Roman"/>
-                <w:sz w:val="26"/>
-                <w:szCs w:val="26"/>
-              </w:rPr>
-              <w:t xml:space="preserve"> (</w:t>
+              <w:t>Embedded Server (</w:t>
             </w:r>
             <w:proofErr w:type="spellStart"/>
             <w:r>
@@ -2822,8 +3762,6 @@
             <w:r>
               <w:rPr>
                 <w:rFonts w:ascii="Times New Roman" w:hAnsi="Times New Roman" w:cs="Times New Roman"/>
-                <w:b/>
-                <w:bCs/>
                 <w:sz w:val="26"/>
                 <w:szCs w:val="26"/>
               </w:rPr>
@@ -2833,8 +3771,6 @@
             <w:r>
               <w:rPr>
                 <w:rFonts w:ascii="Times New Roman" w:hAnsi="Times New Roman" w:cs="Times New Roman"/>
-                <w:b/>
-                <w:bCs/>
                 <w:sz w:val="26"/>
                 <w:szCs w:val="26"/>
               </w:rPr>
@@ -2844,8 +3780,6 @@
             <w:r>
               <w:rPr>
                 <w:rFonts w:ascii="Times New Roman" w:hAnsi="Times New Roman" w:cs="Times New Roman"/>
-                <w:b/>
-                <w:bCs/>
                 <w:sz w:val="26"/>
                 <w:szCs w:val="26"/>
               </w:rPr>
@@ -3194,73 +4128,64 @@
       <w:pPr>
         <w:pStyle w:val="0NoiDung"/>
       </w:pPr>
-      <w:proofErr w:type="spellStart"/>
-      <w:r>
-        <w:t>Năng</w:t>
-      </w:r>
-      <w:proofErr w:type="spellEnd"/>
-      <w:r>
-        <w:t xml:space="preserve"> </w:t>
-      </w:r>
-      <w:proofErr w:type="spellStart"/>
-      <w:r>
-        <w:t>suất</w:t>
+      <w:r>
+        <w:lastRenderedPageBreak/>
+        <w:t xml:space="preserve">- </w:t>
+      </w:r>
+      <w:proofErr w:type="spellStart"/>
+      <w:r>
+        <w:t>Tăng</w:t>
+      </w:r>
+      <w:proofErr w:type="spellEnd"/>
+      <w:r>
+        <w:t xml:space="preserve"> </w:t>
+      </w:r>
+      <w:proofErr w:type="spellStart"/>
+      <w:r>
+        <w:t>tốc</w:t>
+      </w:r>
+      <w:proofErr w:type="spellEnd"/>
+      <w:r>
+        <w:t xml:space="preserve"> </w:t>
+      </w:r>
+      <w:proofErr w:type="spellStart"/>
+      <w:r>
+        <w:t>độ</w:t>
+      </w:r>
+      <w:proofErr w:type="spellEnd"/>
+      <w:r>
+        <w:t xml:space="preserve"> </w:t>
+      </w:r>
+      <w:proofErr w:type="spellStart"/>
+      <w:r>
+        <w:t>phát</w:t>
+      </w:r>
+      <w:proofErr w:type="spellEnd"/>
+      <w:r>
+        <w:t xml:space="preserve"> </w:t>
+      </w:r>
+      <w:proofErr w:type="spellStart"/>
+      <w:r>
+        <w:t>triển</w:t>
       </w:r>
       <w:proofErr w:type="spellEnd"/>
       <w:r>
         <w:t xml:space="preserve">: </w:t>
       </w:r>
-      <w:proofErr w:type="spellStart"/>
-      <w:r>
-        <w:t>Phát</w:t>
-      </w:r>
-      <w:proofErr w:type="spellEnd"/>
-      <w:r>
-        <w:t xml:space="preserve"> </w:t>
-      </w:r>
-      <w:proofErr w:type="spellStart"/>
-      <w:r>
-        <w:t>triển</w:t>
-      </w:r>
-      <w:proofErr w:type="spellEnd"/>
-      <w:r>
-        <w:t xml:space="preserve"> </w:t>
-      </w:r>
-      <w:proofErr w:type="spellStart"/>
-      <w:r>
-        <w:t>ứng</w:t>
-      </w:r>
-      <w:proofErr w:type="spellEnd"/>
-      <w:r>
-        <w:t xml:space="preserve"> </w:t>
-      </w:r>
-      <w:proofErr w:type="spellStart"/>
-      <w:r>
-        <w:t>dụng</w:t>
-      </w:r>
-      <w:proofErr w:type="spellEnd"/>
-      <w:r>
-        <w:t xml:space="preserve"> </w:t>
-      </w:r>
-      <w:proofErr w:type="spellStart"/>
-      <w:r>
-        <w:t>cực</w:t>
-      </w:r>
-      <w:proofErr w:type="spellEnd"/>
-      <w:r>
-        <w:t xml:space="preserve"> </w:t>
-      </w:r>
-      <w:proofErr w:type="spellStart"/>
-      <w:r>
-        <w:t>nhanh</w:t>
-      </w:r>
-      <w:proofErr w:type="spellEnd"/>
-      <w:r>
-        <w:t xml:space="preserve"> </w:t>
-      </w:r>
-      <w:proofErr w:type="spellStart"/>
-      <w:r>
-        <w:t>nhờ</w:t>
+      <w:r>
+        <w:t xml:space="preserve">Spring Boot </w:t>
+      </w:r>
+      <w:proofErr w:type="spellStart"/>
+      <w:r>
+        <w:t>cung</w:t>
+      </w:r>
+      <w:proofErr w:type="spellEnd"/>
+      <w:r>
+        <w:t xml:space="preserve"> </w:t>
+      </w:r>
+      <w:proofErr w:type="spellStart"/>
+      <w:r>
+        <w:t>cấp</w:t>
       </w:r>
       <w:proofErr w:type="spellEnd"/>
       <w:r>
@@ -3272,40 +4197,230 @@
       </w:r>
       <w:proofErr w:type="spellEnd"/>
       <w:r>
-        <w:t xml:space="preserve"> "Starters".</w:t>
+        <w:t xml:space="preserve"> Starter Dependency </w:t>
+      </w:r>
+      <w:proofErr w:type="spellStart"/>
+      <w:r>
+        <w:t>giúp</w:t>
+      </w:r>
+      <w:proofErr w:type="spellEnd"/>
+      <w:r>
+        <w:t xml:space="preserve"> </w:t>
+      </w:r>
+      <w:proofErr w:type="spellStart"/>
+      <w:r>
+        <w:t>lập</w:t>
+      </w:r>
+      <w:proofErr w:type="spellEnd"/>
+      <w:r>
+        <w:t xml:space="preserve"> </w:t>
+      </w:r>
+      <w:proofErr w:type="spellStart"/>
+      <w:r>
+        <w:t>trình</w:t>
+      </w:r>
+      <w:proofErr w:type="spellEnd"/>
+      <w:r>
+        <w:t xml:space="preserve"> </w:t>
+      </w:r>
+      <w:proofErr w:type="spellStart"/>
+      <w:r>
+        <w:t>viên</w:t>
+      </w:r>
+      <w:proofErr w:type="spellEnd"/>
+      <w:r>
+        <w:t xml:space="preserve"> </w:t>
+      </w:r>
+      <w:proofErr w:type="spellStart"/>
+      <w:r>
+        <w:t>không</w:t>
+      </w:r>
+      <w:proofErr w:type="spellEnd"/>
+      <w:r>
+        <w:t xml:space="preserve"> </w:t>
+      </w:r>
+      <w:proofErr w:type="spellStart"/>
+      <w:r>
+        <w:t>cần</w:t>
+      </w:r>
+      <w:proofErr w:type="spellEnd"/>
+      <w:r>
+        <w:t xml:space="preserve"> </w:t>
+      </w:r>
+      <w:proofErr w:type="spellStart"/>
+      <w:r>
+        <w:t>cấu</w:t>
+      </w:r>
+      <w:proofErr w:type="spellEnd"/>
+      <w:r>
+        <w:t xml:space="preserve"> </w:t>
+      </w:r>
+      <w:proofErr w:type="spellStart"/>
+      <w:r>
+        <w:t>hình</w:t>
+      </w:r>
+      <w:proofErr w:type="spellEnd"/>
+      <w:r>
+        <w:t xml:space="preserve"> </w:t>
+      </w:r>
+      <w:proofErr w:type="spellStart"/>
+      <w:r>
+        <w:t>quá</w:t>
+      </w:r>
+      <w:proofErr w:type="spellEnd"/>
+      <w:r>
+        <w:t xml:space="preserve"> </w:t>
+      </w:r>
+      <w:proofErr w:type="spellStart"/>
+      <w:r>
+        <w:t>nhiều</w:t>
+      </w:r>
+      <w:proofErr w:type="spellEnd"/>
+      <w:r>
+        <w:t xml:space="preserve"> </w:t>
+      </w:r>
+      <w:proofErr w:type="spellStart"/>
+      <w:r>
+        <w:t>thư</w:t>
+      </w:r>
+      <w:proofErr w:type="spellEnd"/>
+      <w:r>
+        <w:t xml:space="preserve"> </w:t>
+      </w:r>
+      <w:proofErr w:type="spellStart"/>
+      <w:r>
+        <w:t>viện</w:t>
+      </w:r>
+      <w:proofErr w:type="spellEnd"/>
+      <w:r>
+        <w:t xml:space="preserve"> </w:t>
+      </w:r>
+      <w:proofErr w:type="spellStart"/>
+      <w:r>
+        <w:t>thủ</w:t>
+      </w:r>
+      <w:proofErr w:type="spellEnd"/>
+      <w:r>
+        <w:t xml:space="preserve"> </w:t>
+      </w:r>
+      <w:proofErr w:type="spellStart"/>
+      <w:r>
+        <w:t>công</w:t>
+      </w:r>
+      <w:proofErr w:type="spellEnd"/>
+      <w:r>
+        <w:t>.</w:t>
       </w:r>
     </w:p>
     <w:p>
       <w:pPr>
         <w:pStyle w:val="0NoiDung"/>
       </w:pPr>
-      <w:proofErr w:type="spellStart"/>
-      <w:r>
-        <w:t>Cộng</w:t>
-      </w:r>
-      <w:proofErr w:type="spellEnd"/>
-      <w:r>
-        <w:t xml:space="preserve"> </w:t>
-      </w:r>
-      <w:proofErr w:type="spellStart"/>
-      <w:r>
-        <w:t>đồng</w:t>
+      <w:r>
+        <w:t xml:space="preserve">- </w:t>
+      </w:r>
+      <w:proofErr w:type="spellStart"/>
+      <w:r>
+        <w:t>Tự</w:t>
+      </w:r>
+      <w:proofErr w:type="spellEnd"/>
+      <w:r>
+        <w:t xml:space="preserve"> </w:t>
+      </w:r>
+      <w:proofErr w:type="spellStart"/>
+      <w:r>
+        <w:t>động</w:t>
+      </w:r>
+      <w:proofErr w:type="spellEnd"/>
+      <w:r>
+        <w:t xml:space="preserve"> </w:t>
+      </w:r>
+      <w:proofErr w:type="spellStart"/>
+      <w:r>
+        <w:t>cấu</w:t>
+      </w:r>
+      <w:proofErr w:type="spellEnd"/>
+      <w:r>
+        <w:t xml:space="preserve"> </w:t>
+      </w:r>
+      <w:proofErr w:type="spellStart"/>
+      <w:r>
+        <w:t>hình</w:t>
       </w:r>
       <w:proofErr w:type="spellEnd"/>
       <w:r>
         <w:t xml:space="preserve">: </w:t>
       </w:r>
-      <w:proofErr w:type="spellStart"/>
-      <w:r>
-        <w:t>Lớn</w:t>
-      </w:r>
-      <w:proofErr w:type="spellEnd"/>
-      <w:r>
-        <w:t xml:space="preserve"> </w:t>
-      </w:r>
-      <w:proofErr w:type="spellStart"/>
-      <w:r>
-        <w:t>nhất</w:t>
+      <w:r>
+        <w:t xml:space="preserve">Spring Boot </w:t>
+      </w:r>
+      <w:proofErr w:type="spellStart"/>
+      <w:r>
+        <w:t>có</w:t>
+      </w:r>
+      <w:proofErr w:type="spellEnd"/>
+      <w:r>
+        <w:t xml:space="preserve"> </w:t>
+      </w:r>
+      <w:proofErr w:type="spellStart"/>
+      <w:r>
+        <w:t>khả</w:t>
+      </w:r>
+      <w:proofErr w:type="spellEnd"/>
+      <w:r>
+        <w:t xml:space="preserve"> </w:t>
+      </w:r>
+      <w:proofErr w:type="spellStart"/>
+      <w:r>
+        <w:t>năng</w:t>
+      </w:r>
+      <w:proofErr w:type="spellEnd"/>
+      <w:r>
+        <w:t xml:space="preserve"> </w:t>
+      </w:r>
+      <w:proofErr w:type="spellStart"/>
+      <w:r>
+        <w:t>tự</w:t>
+      </w:r>
+      <w:proofErr w:type="spellEnd"/>
+      <w:r>
+        <w:t xml:space="preserve"> </w:t>
+      </w:r>
+      <w:proofErr w:type="spellStart"/>
+      <w:r>
+        <w:t>nhận</w:t>
+      </w:r>
+      <w:proofErr w:type="spellEnd"/>
+      <w:r>
+        <w:t xml:space="preserve"> </w:t>
+      </w:r>
+      <w:proofErr w:type="spellStart"/>
+      <w:r>
+        <w:t>diện</w:t>
+      </w:r>
+      <w:proofErr w:type="spellEnd"/>
+      <w:r>
+        <w:t xml:space="preserve"> </w:t>
+      </w:r>
+      <w:proofErr w:type="spellStart"/>
+      <w:r>
+        <w:t>các</w:t>
+      </w:r>
+      <w:proofErr w:type="spellEnd"/>
+      <w:r>
+        <w:t xml:space="preserve"> </w:t>
+      </w:r>
+      <w:proofErr w:type="spellStart"/>
+      <w:r>
+        <w:t>thư</w:t>
+      </w:r>
+      <w:proofErr w:type="spellEnd"/>
+      <w:r>
+        <w:t xml:space="preserve"> </w:t>
+      </w:r>
+      <w:proofErr w:type="spellStart"/>
+      <w:r>
+        <w:t>viện</w:t>
       </w:r>
       <w:proofErr w:type="spellEnd"/>
       <w:r>
@@ -3317,59 +4432,59 @@
       </w:r>
       <w:proofErr w:type="spellEnd"/>
       <w:r>
-        <w:t xml:space="preserve"> </w:t>
-      </w:r>
-      <w:proofErr w:type="spellStart"/>
-      <w:r>
-        <w:t>hệ</w:t>
-      </w:r>
-      <w:proofErr w:type="spellEnd"/>
-      <w:r>
-        <w:t xml:space="preserve"> </w:t>
-      </w:r>
-      <w:proofErr w:type="spellStart"/>
-      <w:r>
-        <w:t>sinh</w:t>
-      </w:r>
-      <w:proofErr w:type="spellEnd"/>
-      <w:r>
-        <w:t xml:space="preserve"> </w:t>
-      </w:r>
-      <w:proofErr w:type="spellStart"/>
-      <w:r>
-        <w:t>thái</w:t>
-      </w:r>
-      <w:proofErr w:type="spellEnd"/>
-      <w:r>
-        <w:t xml:space="preserve"> Java, </w:t>
-      </w:r>
-      <w:proofErr w:type="spellStart"/>
-      <w:r>
-        <w:t>tài</w:t>
-      </w:r>
-      <w:proofErr w:type="spellEnd"/>
-      <w:r>
-        <w:t xml:space="preserve"> </w:t>
-      </w:r>
-      <w:proofErr w:type="spellStart"/>
-      <w:r>
-        <w:t>liệu</w:t>
-      </w:r>
-      <w:proofErr w:type="spellEnd"/>
-      <w:r>
-        <w:t xml:space="preserve"> </w:t>
-      </w:r>
-      <w:proofErr w:type="spellStart"/>
-      <w:r>
-        <w:t>vô</w:t>
-      </w:r>
-      <w:proofErr w:type="spellEnd"/>
-      <w:r>
-        <w:t xml:space="preserve"> </w:t>
-      </w:r>
-      <w:proofErr w:type="spellStart"/>
-      <w:r>
-        <w:t>tận</w:t>
+        <w:t xml:space="preserve"> project </w:t>
+      </w:r>
+      <w:proofErr w:type="spellStart"/>
+      <w:r>
+        <w:t>để</w:t>
+      </w:r>
+      <w:proofErr w:type="spellEnd"/>
+      <w:r>
+        <w:t xml:space="preserve"> </w:t>
+      </w:r>
+      <w:proofErr w:type="spellStart"/>
+      <w:r>
+        <w:t>tự</w:t>
+      </w:r>
+      <w:proofErr w:type="spellEnd"/>
+      <w:r>
+        <w:t xml:space="preserve"> </w:t>
+      </w:r>
+      <w:proofErr w:type="spellStart"/>
+      <w:r>
+        <w:t>động</w:t>
+      </w:r>
+      <w:proofErr w:type="spellEnd"/>
+      <w:r>
+        <w:t xml:space="preserve"> </w:t>
+      </w:r>
+      <w:proofErr w:type="spellStart"/>
+      <w:r>
+        <w:t>cấu</w:t>
+      </w:r>
+      <w:proofErr w:type="spellEnd"/>
+      <w:r>
+        <w:t xml:space="preserve"> </w:t>
+      </w:r>
+      <w:proofErr w:type="spellStart"/>
+      <w:r>
+        <w:t>hình</w:t>
+      </w:r>
+      <w:proofErr w:type="spellEnd"/>
+      <w:r>
+        <w:t xml:space="preserve"> </w:t>
+      </w:r>
+      <w:proofErr w:type="spellStart"/>
+      <w:r>
+        <w:t>phù</w:t>
+      </w:r>
+      <w:proofErr w:type="spellEnd"/>
+      <w:r>
+        <w:t xml:space="preserve"> </w:t>
+      </w:r>
+      <w:proofErr w:type="spellStart"/>
+      <w:r>
+        <w:t>hợp</w:t>
       </w:r>
       <w:proofErr w:type="spellEnd"/>
       <w:r>
@@ -3381,35 +4496,220 @@
         <w:pStyle w:val="0NoiDung"/>
       </w:pPr>
       <w:r>
-        <w:t xml:space="preserve">Microservices: </w:t>
-      </w:r>
-      <w:proofErr w:type="spellStart"/>
-      <w:r>
-        <w:t>Là</w:t>
-      </w:r>
-      <w:proofErr w:type="spellEnd"/>
-      <w:r>
-        <w:t xml:space="preserve"> </w:t>
-      </w:r>
-      <w:proofErr w:type="spellStart"/>
-      <w:r>
-        <w:t>tiêu</w:t>
-      </w:r>
-      <w:proofErr w:type="spellEnd"/>
-      <w:r>
-        <w:t xml:space="preserve"> </w:t>
-      </w:r>
-      <w:proofErr w:type="spellStart"/>
-      <w:r>
-        <w:t>chuẩn</w:t>
-      </w:r>
-      <w:proofErr w:type="spellEnd"/>
-      <w:r>
-        <w:t xml:space="preserve"> </w:t>
-      </w:r>
-      <w:proofErr w:type="spellStart"/>
-      <w:r>
-        <w:t>vàng</w:t>
+        <w:t xml:space="preserve">- </w:t>
+      </w:r>
+      <w:proofErr w:type="spellStart"/>
+      <w:r>
+        <w:t>Tích</w:t>
+      </w:r>
+      <w:proofErr w:type="spellEnd"/>
+      <w:r>
+        <w:t xml:space="preserve"> </w:t>
+      </w:r>
+      <w:proofErr w:type="spellStart"/>
+      <w:r>
+        <w:t>hợp</w:t>
+      </w:r>
+      <w:proofErr w:type="spellEnd"/>
+      <w:r>
+        <w:t xml:space="preserve"> </w:t>
+      </w:r>
+      <w:proofErr w:type="spellStart"/>
+      <w:r>
+        <w:t>sẵn</w:t>
+      </w:r>
+      <w:proofErr w:type="spellEnd"/>
+      <w:r>
+        <w:t xml:space="preserve"> Web Server</w:t>
+      </w:r>
+      <w:r>
+        <w:t xml:space="preserve">: </w:t>
+      </w:r>
+      <w:proofErr w:type="spellStart"/>
+      <w:r>
+        <w:t>Ứng</w:t>
+      </w:r>
+      <w:proofErr w:type="spellEnd"/>
+      <w:r>
+        <w:t xml:space="preserve"> </w:t>
+      </w:r>
+      <w:proofErr w:type="spellStart"/>
+      <w:r>
+        <w:t>dụng</w:t>
+      </w:r>
+      <w:proofErr w:type="spellEnd"/>
+      <w:r>
+        <w:t xml:space="preserve"> </w:t>
+      </w:r>
+      <w:proofErr w:type="spellStart"/>
+      <w:r>
+        <w:t>có</w:t>
+      </w:r>
+      <w:proofErr w:type="spellEnd"/>
+      <w:r>
+        <w:t xml:space="preserve"> </w:t>
+      </w:r>
+      <w:proofErr w:type="spellStart"/>
+      <w:r>
+        <w:t>thể</w:t>
+      </w:r>
+      <w:proofErr w:type="spellEnd"/>
+      <w:r>
+        <w:t xml:space="preserve"> </w:t>
+      </w:r>
+      <w:proofErr w:type="spellStart"/>
+      <w:r>
+        <w:t>chạy</w:t>
+      </w:r>
+      <w:proofErr w:type="spellEnd"/>
+      <w:r>
+        <w:t xml:space="preserve"> </w:t>
+      </w:r>
+      <w:proofErr w:type="spellStart"/>
+      <w:r>
+        <w:t>trực</w:t>
+      </w:r>
+      <w:proofErr w:type="spellEnd"/>
+      <w:r>
+        <w:t xml:space="preserve"> </w:t>
+      </w:r>
+      <w:proofErr w:type="spellStart"/>
+      <w:r>
+        <w:t>tiếp</w:t>
+      </w:r>
+      <w:proofErr w:type="spellEnd"/>
+      <w:r>
+        <w:t xml:space="preserve"> </w:t>
+      </w:r>
+      <w:proofErr w:type="spellStart"/>
+      <w:r>
+        <w:t>mà</w:t>
+      </w:r>
+      <w:proofErr w:type="spellEnd"/>
+      <w:r>
+        <w:t xml:space="preserve"> </w:t>
+      </w:r>
+      <w:proofErr w:type="spellStart"/>
+      <w:r>
+        <w:t>không</w:t>
+      </w:r>
+      <w:proofErr w:type="spellEnd"/>
+      <w:r>
+        <w:t xml:space="preserve"> </w:t>
+      </w:r>
+      <w:proofErr w:type="spellStart"/>
+      <w:r>
+        <w:t>cần</w:t>
+      </w:r>
+      <w:proofErr w:type="spellEnd"/>
+      <w:r>
+        <w:t xml:space="preserve"> </w:t>
+      </w:r>
+      <w:proofErr w:type="spellStart"/>
+      <w:r>
+        <w:t>cài</w:t>
+      </w:r>
+      <w:proofErr w:type="spellEnd"/>
+      <w:r>
+        <w:t xml:space="preserve"> </w:t>
+      </w:r>
+      <w:proofErr w:type="spellStart"/>
+      <w:r>
+        <w:t>đặt</w:t>
+      </w:r>
+      <w:proofErr w:type="spellEnd"/>
+      <w:r>
+        <w:t xml:space="preserve"> Tomcat </w:t>
+      </w:r>
+      <w:proofErr w:type="spellStart"/>
+      <w:r>
+        <w:t>bên</w:t>
+      </w:r>
+      <w:proofErr w:type="spellEnd"/>
+      <w:r>
+        <w:t xml:space="preserve"> </w:t>
+      </w:r>
+      <w:proofErr w:type="spellStart"/>
+      <w:r>
+        <w:t>ngoài</w:t>
+      </w:r>
+      <w:proofErr w:type="spellEnd"/>
+      <w:r>
+        <w:t>.</w:t>
+      </w:r>
+    </w:p>
+    <w:p>
+      <w:pPr>
+        <w:pStyle w:val="0NoiDung"/>
+      </w:pPr>
+      <w:r>
+        <w:t xml:space="preserve">- </w:t>
+      </w:r>
+      <w:proofErr w:type="spellStart"/>
+      <w:r>
+        <w:t>Hỗ</w:t>
+      </w:r>
+      <w:proofErr w:type="spellEnd"/>
+      <w:r>
+        <w:t xml:space="preserve"> </w:t>
+      </w:r>
+      <w:proofErr w:type="spellStart"/>
+      <w:r>
+        <w:t>trợ</w:t>
+      </w:r>
+      <w:proofErr w:type="spellEnd"/>
+      <w:r>
+        <w:t xml:space="preserve"> Microservices</w:t>
+      </w:r>
+      <w:r>
+        <w:t xml:space="preserve">: </w:t>
+      </w:r>
+      <w:r>
+        <w:t xml:space="preserve">Spring Boot </w:t>
+      </w:r>
+      <w:proofErr w:type="spellStart"/>
+      <w:r>
+        <w:t>là</w:t>
+      </w:r>
+      <w:proofErr w:type="spellEnd"/>
+      <w:r>
+        <w:t xml:space="preserve"> </w:t>
+      </w:r>
+      <w:proofErr w:type="spellStart"/>
+      <w:r>
+        <w:t>nền</w:t>
+      </w:r>
+      <w:proofErr w:type="spellEnd"/>
+      <w:r>
+        <w:t xml:space="preserve"> </w:t>
+      </w:r>
+      <w:proofErr w:type="spellStart"/>
+      <w:r>
+        <w:t>tảng</w:t>
+      </w:r>
+      <w:proofErr w:type="spellEnd"/>
+      <w:r>
+        <w:t xml:space="preserve"> </w:t>
+      </w:r>
+      <w:proofErr w:type="spellStart"/>
+      <w:r>
+        <w:t>phổ</w:t>
+      </w:r>
+      <w:proofErr w:type="spellEnd"/>
+      <w:r>
+        <w:t xml:space="preserve"> </w:t>
+      </w:r>
+      <w:proofErr w:type="spellStart"/>
+      <w:r>
+        <w:t>biến</w:t>
+      </w:r>
+      <w:proofErr w:type="spellEnd"/>
+      <w:r>
+        <w:t xml:space="preserve"> </w:t>
+      </w:r>
+      <w:proofErr w:type="spellStart"/>
+      <w:r>
+        <w:t>nhất</w:t>
       </w:r>
       <w:proofErr w:type="spellEnd"/>
       <w:r>
@@ -3453,19 +4753,238 @@
       </w:r>
       <w:proofErr w:type="spellEnd"/>
       <w:r>
-        <w:t xml:space="preserve"> </w:t>
-      </w:r>
-      <w:proofErr w:type="spellStart"/>
-      <w:r>
-        <w:t>phân</w:t>
-      </w:r>
-      <w:proofErr w:type="spellEnd"/>
-      <w:r>
-        <w:t xml:space="preserve"> </w:t>
-      </w:r>
-      <w:proofErr w:type="spellStart"/>
-      <w:r>
-        <w:t>tán</w:t>
+        <w:t xml:space="preserve"> Microservices</w:t>
+      </w:r>
+    </w:p>
+    <w:p>
+      <w:pPr>
+        <w:pStyle w:val="0NoiDung"/>
+      </w:pPr>
+      <w:r>
+        <w:t xml:space="preserve">- </w:t>
+      </w:r>
+      <w:proofErr w:type="spellStart"/>
+      <w:r>
+        <w:t>Cộng</w:t>
+      </w:r>
+      <w:proofErr w:type="spellEnd"/>
+      <w:r>
+        <w:t xml:space="preserve"> </w:t>
+      </w:r>
+      <w:proofErr w:type="spellStart"/>
+      <w:r>
+        <w:t>đồng</w:t>
+      </w:r>
+      <w:proofErr w:type="spellEnd"/>
+      <w:r>
+        <w:t xml:space="preserve"> </w:t>
+      </w:r>
+      <w:proofErr w:type="spellStart"/>
+      <w:r>
+        <w:t>lớn</w:t>
+      </w:r>
+      <w:proofErr w:type="spellEnd"/>
+      <w:r>
+        <w:t xml:space="preserve">: </w:t>
+      </w:r>
+      <w:r>
+        <w:t xml:space="preserve">Spring </w:t>
+      </w:r>
+      <w:proofErr w:type="spellStart"/>
+      <w:r>
+        <w:t>có</w:t>
+      </w:r>
+      <w:proofErr w:type="spellEnd"/>
+      <w:r>
+        <w:t xml:space="preserve"> </w:t>
+      </w:r>
+      <w:proofErr w:type="spellStart"/>
+      <w:r>
+        <w:t>cộng</w:t>
+      </w:r>
+      <w:proofErr w:type="spellEnd"/>
+      <w:r>
+        <w:t xml:space="preserve"> </w:t>
+      </w:r>
+      <w:proofErr w:type="spellStart"/>
+      <w:r>
+        <w:t>đồng</w:t>
+      </w:r>
+      <w:proofErr w:type="spellEnd"/>
+      <w:r>
+        <w:t xml:space="preserve"> </w:t>
+      </w:r>
+      <w:proofErr w:type="spellStart"/>
+      <w:r>
+        <w:t>sử</w:t>
+      </w:r>
+      <w:proofErr w:type="spellEnd"/>
+      <w:r>
+        <w:t xml:space="preserve"> </w:t>
+      </w:r>
+      <w:proofErr w:type="spellStart"/>
+      <w:r>
+        <w:t>dụng</w:t>
+      </w:r>
+      <w:proofErr w:type="spellEnd"/>
+      <w:r>
+        <w:t xml:space="preserve"> </w:t>
+      </w:r>
+      <w:proofErr w:type="spellStart"/>
+      <w:r>
+        <w:t>rất</w:t>
+      </w:r>
+      <w:proofErr w:type="spellEnd"/>
+      <w:r>
+        <w:t xml:space="preserve"> </w:t>
+      </w:r>
+      <w:proofErr w:type="spellStart"/>
+      <w:r>
+        <w:t>lớn</w:t>
+      </w:r>
+      <w:proofErr w:type="spellEnd"/>
+      <w:r>
+        <w:t xml:space="preserve"> </w:t>
+      </w:r>
+      <w:proofErr w:type="spellStart"/>
+      <w:r>
+        <w:t>cùng</w:t>
+      </w:r>
+      <w:proofErr w:type="spellEnd"/>
+      <w:r>
+        <w:t xml:space="preserve"> </w:t>
+      </w:r>
+      <w:proofErr w:type="spellStart"/>
+      <w:r>
+        <w:t>tài</w:t>
+      </w:r>
+      <w:proofErr w:type="spellEnd"/>
+      <w:r>
+        <w:t xml:space="preserve"> </w:t>
+      </w:r>
+      <w:proofErr w:type="spellStart"/>
+      <w:r>
+        <w:t>liệu</w:t>
+      </w:r>
+      <w:proofErr w:type="spellEnd"/>
+      <w:r>
+        <w:t xml:space="preserve"> </w:t>
+      </w:r>
+      <w:proofErr w:type="spellStart"/>
+      <w:r>
+        <w:t>phong</w:t>
+      </w:r>
+      <w:proofErr w:type="spellEnd"/>
+      <w:r>
+        <w:t xml:space="preserve"> </w:t>
+      </w:r>
+      <w:proofErr w:type="spellStart"/>
+      <w:r>
+        <w:t>phú</w:t>
+      </w:r>
+      <w:proofErr w:type="spellEnd"/>
+      <w:r>
+        <w:t xml:space="preserve">, </w:t>
+      </w:r>
+      <w:proofErr w:type="spellStart"/>
+      <w:r>
+        <w:t>giúp</w:t>
+      </w:r>
+      <w:proofErr w:type="spellEnd"/>
+      <w:r>
+        <w:t xml:space="preserve"> </w:t>
+      </w:r>
+      <w:proofErr w:type="spellStart"/>
+      <w:r>
+        <w:t>việc</w:t>
+      </w:r>
+      <w:proofErr w:type="spellEnd"/>
+      <w:r>
+        <w:t xml:space="preserve"> </w:t>
+      </w:r>
+      <w:proofErr w:type="spellStart"/>
+      <w:r>
+        <w:t>học</w:t>
+      </w:r>
+      <w:proofErr w:type="spellEnd"/>
+      <w:r>
+        <w:t xml:space="preserve"> </w:t>
+      </w:r>
+      <w:proofErr w:type="spellStart"/>
+      <w:r>
+        <w:t>tập</w:t>
+      </w:r>
+      <w:proofErr w:type="spellEnd"/>
+      <w:r>
+        <w:t xml:space="preserve"> </w:t>
+      </w:r>
+      <w:proofErr w:type="spellStart"/>
+      <w:r>
+        <w:t>và</w:t>
+      </w:r>
+      <w:proofErr w:type="spellEnd"/>
+      <w:r>
+        <w:t xml:space="preserve"> </w:t>
+      </w:r>
+      <w:proofErr w:type="spellStart"/>
+      <w:r>
+        <w:t>xử</w:t>
+      </w:r>
+      <w:proofErr w:type="spellEnd"/>
+      <w:r>
+        <w:t xml:space="preserve"> </w:t>
+      </w:r>
+      <w:proofErr w:type="spellStart"/>
+      <w:r>
+        <w:t>lý</w:t>
+      </w:r>
+      <w:proofErr w:type="spellEnd"/>
+      <w:r>
+        <w:t xml:space="preserve"> </w:t>
+      </w:r>
+      <w:proofErr w:type="spellStart"/>
+      <w:r>
+        <w:t>lỗi</w:t>
+      </w:r>
+      <w:proofErr w:type="spellEnd"/>
+      <w:r>
+        <w:t xml:space="preserve"> </w:t>
+      </w:r>
+      <w:proofErr w:type="spellStart"/>
+      <w:r>
+        <w:t>trở</w:t>
+      </w:r>
+      <w:proofErr w:type="spellEnd"/>
+      <w:r>
+        <w:t xml:space="preserve"> </w:t>
+      </w:r>
+      <w:proofErr w:type="spellStart"/>
+      <w:r>
+        <w:t>nên</w:t>
+      </w:r>
+      <w:proofErr w:type="spellEnd"/>
+      <w:r>
+        <w:t xml:space="preserve"> </w:t>
+      </w:r>
+      <w:proofErr w:type="spellStart"/>
+      <w:r>
+        <w:t>dễ</w:t>
+      </w:r>
+      <w:proofErr w:type="spellEnd"/>
+      <w:r>
+        <w:t xml:space="preserve"> </w:t>
+      </w:r>
+      <w:proofErr w:type="spellStart"/>
+      <w:r>
+        <w:t>dàng</w:t>
+      </w:r>
+      <w:proofErr w:type="spellEnd"/>
+      <w:r>
+        <w:t xml:space="preserve"> </w:t>
+      </w:r>
+      <w:proofErr w:type="spellStart"/>
+      <w:r>
+        <w:t>hơn</w:t>
       </w:r>
       <w:proofErr w:type="spellEnd"/>
       <w:r>
@@ -3511,6 +5030,9 @@
       <w:pPr>
         <w:pStyle w:val="0NoiDung"/>
       </w:pPr>
+      <w:r>
+        <w:t xml:space="preserve">- </w:t>
+      </w:r>
       <w:proofErr w:type="spellStart"/>
       <w:r>
         <w:t>Tiêu</w:t>
@@ -3541,7 +5063,10 @@
       </w:r>
       <w:proofErr w:type="spellEnd"/>
       <w:r>
-        <w:t xml:space="preserve">: Do </w:t>
+        <w:t xml:space="preserve">: </w:t>
+      </w:r>
+      <w:r>
+        <w:t xml:space="preserve">Do </w:t>
       </w:r>
       <w:proofErr w:type="spellStart"/>
       <w:r>
@@ -3569,15 +5094,15 @@
       </w:r>
       <w:proofErr w:type="spellStart"/>
       <w:r>
-        <w:t>tính</w:t>
-      </w:r>
-      <w:proofErr w:type="spellEnd"/>
-      <w:r>
-        <w:t xml:space="preserve"> </w:t>
-      </w:r>
-      <w:proofErr w:type="spellStart"/>
-      <w:r>
-        <w:t>năng</w:t>
+        <w:t>cơ</w:t>
+      </w:r>
+      <w:proofErr w:type="spellEnd"/>
+      <w:r>
+        <w:t xml:space="preserve"> </w:t>
+      </w:r>
+      <w:proofErr w:type="spellStart"/>
+      <w:r>
+        <w:t>chế</w:t>
       </w:r>
       <w:proofErr w:type="spellEnd"/>
       <w:r>
@@ -3597,7 +5122,15 @@
       </w:r>
       <w:proofErr w:type="spellEnd"/>
       <w:r>
-        <w:t xml:space="preserve">, </w:t>
+        <w:t xml:space="preserve"> </w:t>
+      </w:r>
+      <w:proofErr w:type="spellStart"/>
+      <w:r>
+        <w:t>nên</w:t>
+      </w:r>
+      <w:proofErr w:type="spellEnd"/>
+      <w:r>
+        <w:t xml:space="preserve"> </w:t>
       </w:r>
       <w:proofErr w:type="spellStart"/>
       <w:r>
@@ -3625,11 +5158,19 @@
       </w:r>
       <w:proofErr w:type="spellStart"/>
       <w:r>
-        <w:t>chiếm</w:t>
-      </w:r>
-      <w:proofErr w:type="spellEnd"/>
-      <w:r>
-        <w:t xml:space="preserve"> </w:t>
+        <w:t>sử</w:t>
+      </w:r>
+      <w:proofErr w:type="spellEnd"/>
+      <w:r>
+        <w:t xml:space="preserve"> </w:t>
+      </w:r>
+      <w:proofErr w:type="spellStart"/>
+      <w:r>
+        <w:t>dụng</w:t>
+      </w:r>
+      <w:proofErr w:type="spellEnd"/>
+      <w:r>
+        <w:t xml:space="preserve"> RAM </w:t>
       </w:r>
       <w:proofErr w:type="spellStart"/>
       <w:r>
@@ -3637,19 +5178,27 @@
       </w:r>
       <w:proofErr w:type="spellEnd"/>
       <w:r>
-        <w:t xml:space="preserve"> dung </w:t>
-      </w:r>
-      <w:proofErr w:type="spellStart"/>
-      <w:r>
-        <w:t>lượng</w:t>
-      </w:r>
-      <w:proofErr w:type="spellEnd"/>
-      <w:r>
-        <w:t xml:space="preserve"> RAM </w:t>
+        <w:t xml:space="preserve"> </w:t>
       </w:r>
       <w:proofErr w:type="spellStart"/>
       <w:r>
         <w:t>hơn</w:t>
+      </w:r>
+      <w:proofErr w:type="spellEnd"/>
+      <w:r>
+        <w:t xml:space="preserve"> so </w:t>
+      </w:r>
+      <w:proofErr w:type="spellStart"/>
+      <w:r>
+        <w:t>với</w:t>
+      </w:r>
+      <w:proofErr w:type="spellEnd"/>
+      <w:r>
+        <w:t xml:space="preserve"> Java </w:t>
+      </w:r>
+      <w:proofErr w:type="spellStart"/>
+      <w:r>
+        <w:t>thuần</w:t>
       </w:r>
       <w:proofErr w:type="spellEnd"/>
       <w:r>
@@ -3660,6 +5209,9 @@
       <w:pPr>
         <w:pStyle w:val="0NoiDung"/>
       </w:pPr>
+      <w:r>
+        <w:t xml:space="preserve">- </w:t>
+      </w:r>
       <w:proofErr w:type="spellStart"/>
       <w:r>
         <w:t>Khó</w:t>
@@ -3686,15 +5238,23 @@
       </w:r>
       <w:proofErr w:type="spellStart"/>
       <w:r>
-        <w:t>hoàn</w:t>
-      </w:r>
-      <w:proofErr w:type="spellEnd"/>
-      <w:r>
-        <w:t xml:space="preserve"> </w:t>
-      </w:r>
-      <w:proofErr w:type="spellStart"/>
-      <w:r>
-        <w:t>toàn</w:t>
+        <w:t>với</w:t>
+      </w:r>
+      <w:proofErr w:type="spellEnd"/>
+      <w:r>
+        <w:t xml:space="preserve"> </w:t>
+      </w:r>
+      <w:proofErr w:type="spellStart"/>
+      <w:r>
+        <w:t>người</w:t>
+      </w:r>
+      <w:proofErr w:type="spellEnd"/>
+      <w:r>
+        <w:t xml:space="preserve"> </w:t>
+      </w:r>
+      <w:proofErr w:type="spellStart"/>
+      <w:r>
+        <w:t>mới</w:t>
       </w:r>
       <w:proofErr w:type="spellEnd"/>
       <w:r>
@@ -3702,7 +5262,39 @@
       </w:r>
       <w:proofErr w:type="spellStart"/>
       <w:r>
-        <w:t>Với</w:t>
+        <w:t>Cơ</w:t>
+      </w:r>
+      <w:proofErr w:type="spellEnd"/>
+      <w:r>
+        <w:t xml:space="preserve"> </w:t>
+      </w:r>
+      <w:proofErr w:type="spellStart"/>
+      <w:r>
+        <w:t>chế</w:t>
+      </w:r>
+      <w:proofErr w:type="spellEnd"/>
+      <w:r>
+        <w:t xml:space="preserve"> Auto Configuration </w:t>
+      </w:r>
+      <w:proofErr w:type="spellStart"/>
+      <w:r>
+        <w:t>đôi</w:t>
+      </w:r>
+      <w:proofErr w:type="spellEnd"/>
+      <w:r>
+        <w:t xml:space="preserve"> </w:t>
+      </w:r>
+      <w:proofErr w:type="spellStart"/>
+      <w:r>
+        <w:t>khi</w:t>
+      </w:r>
+      <w:proofErr w:type="spellEnd"/>
+      <w:r>
+        <w:t xml:space="preserve"> </w:t>
+      </w:r>
+      <w:proofErr w:type="spellStart"/>
+      <w:r>
+        <w:t>khiến</w:t>
       </w:r>
       <w:proofErr w:type="spellEnd"/>
       <w:r>
@@ -3722,23 +5314,279 @@
       </w:r>
       <w:proofErr w:type="spellEnd"/>
       <w:r>
-        <w:t xml:space="preserve">, </w:t>
-      </w:r>
-      <w:proofErr w:type="spellStart"/>
-      <w:r>
-        <w:t>cơ</w:t>
-      </w:r>
-      <w:proofErr w:type="spellEnd"/>
-      <w:r>
-        <w:t xml:space="preserve"> </w:t>
-      </w:r>
-      <w:proofErr w:type="spellStart"/>
-      <w:r>
-        <w:t>chế</w:t>
-      </w:r>
-      <w:proofErr w:type="spellEnd"/>
-      <w:r>
-        <w:t xml:space="preserve"> "Magic" (</w:t>
+        <w:t xml:space="preserve"> </w:t>
+      </w:r>
+      <w:proofErr w:type="spellStart"/>
+      <w:r>
+        <w:t>khó</w:t>
+      </w:r>
+      <w:proofErr w:type="spellEnd"/>
+      <w:r>
+        <w:t xml:space="preserve"> </w:t>
+      </w:r>
+      <w:proofErr w:type="spellStart"/>
+      <w:r>
+        <w:t>hiểu</w:t>
+      </w:r>
+      <w:proofErr w:type="spellEnd"/>
+      <w:r>
+        <w:t xml:space="preserve"> </w:t>
+      </w:r>
+      <w:proofErr w:type="spellStart"/>
+      <w:r>
+        <w:t>được</w:t>
+      </w:r>
+      <w:proofErr w:type="spellEnd"/>
+      <w:r>
+        <w:t xml:space="preserve"> </w:t>
+      </w:r>
+      <w:proofErr w:type="spellStart"/>
+      <w:r>
+        <w:t>hệ</w:t>
+      </w:r>
+      <w:proofErr w:type="spellEnd"/>
+      <w:r>
+        <w:t xml:space="preserve"> </w:t>
+      </w:r>
+      <w:proofErr w:type="spellStart"/>
+      <w:r>
+        <w:t>thống</w:t>
+      </w:r>
+      <w:proofErr w:type="spellEnd"/>
+      <w:r>
+        <w:t xml:space="preserve"> </w:t>
+      </w:r>
+      <w:proofErr w:type="spellStart"/>
+      <w:r>
+        <w:t>đang</w:t>
+      </w:r>
+      <w:proofErr w:type="spellEnd"/>
+      <w:r>
+        <w:t xml:space="preserve"> </w:t>
+      </w:r>
+      <w:proofErr w:type="spellStart"/>
+      <w:r>
+        <w:t>hoạt</w:t>
+      </w:r>
+      <w:proofErr w:type="spellEnd"/>
+      <w:r>
+        <w:t xml:space="preserve"> </w:t>
+      </w:r>
+      <w:proofErr w:type="spellStart"/>
+      <w:r>
+        <w:t>động</w:t>
+      </w:r>
+      <w:proofErr w:type="spellEnd"/>
+      <w:r>
+        <w:t xml:space="preserve"> </w:t>
+      </w:r>
+      <w:proofErr w:type="spellStart"/>
+      <w:r>
+        <w:t>như</w:t>
+      </w:r>
+      <w:proofErr w:type="spellEnd"/>
+      <w:r>
+        <w:t xml:space="preserve"> </w:t>
+      </w:r>
+      <w:proofErr w:type="spellStart"/>
+      <w:r>
+        <w:t>thế</w:t>
+      </w:r>
+      <w:proofErr w:type="spellEnd"/>
+      <w:r>
+        <w:t xml:space="preserve"> </w:t>
+      </w:r>
+      <w:proofErr w:type="spellStart"/>
+      <w:r>
+        <w:t>nào</w:t>
+      </w:r>
+      <w:proofErr w:type="spellEnd"/>
+      <w:r>
+        <w:t>.</w:t>
+      </w:r>
+    </w:p>
+    <w:p>
+      <w:pPr>
+        <w:pStyle w:val="0NoiDung"/>
+      </w:pPr>
+      <w:r>
+        <w:t xml:space="preserve">- </w:t>
+      </w:r>
+      <w:proofErr w:type="spellStart"/>
+      <w:r>
+        <w:t>Thời</w:t>
+      </w:r>
+      <w:proofErr w:type="spellEnd"/>
+      <w:r>
+        <w:t xml:space="preserve"> </w:t>
+      </w:r>
+      <w:proofErr w:type="spellStart"/>
+      <w:r>
+        <w:t>gian</w:t>
+      </w:r>
+      <w:proofErr w:type="spellEnd"/>
+      <w:r>
+        <w:t xml:space="preserve"> </w:t>
+      </w:r>
+      <w:proofErr w:type="spellStart"/>
+      <w:r>
+        <w:t>khởi</w:t>
+      </w:r>
+      <w:proofErr w:type="spellEnd"/>
+      <w:r>
+        <w:t xml:space="preserve"> </w:t>
+      </w:r>
+      <w:proofErr w:type="spellStart"/>
+      <w:r>
+        <w:t>động</w:t>
+      </w:r>
+      <w:proofErr w:type="spellEnd"/>
+      <w:r>
+        <w:t xml:space="preserve"> </w:t>
+      </w:r>
+      <w:proofErr w:type="spellStart"/>
+      <w:r>
+        <w:t>lâu</w:t>
+      </w:r>
+      <w:proofErr w:type="spellEnd"/>
+      <w:r>
+        <w:t xml:space="preserve">: </w:t>
+      </w:r>
+      <w:proofErr w:type="spellStart"/>
+      <w:r>
+        <w:t>Ứng</w:t>
+      </w:r>
+      <w:proofErr w:type="spellEnd"/>
+      <w:r>
+        <w:t xml:space="preserve"> </w:t>
+      </w:r>
+      <w:proofErr w:type="spellStart"/>
+      <w:r>
+        <w:t>dụng</w:t>
+      </w:r>
+      <w:proofErr w:type="spellEnd"/>
+      <w:r>
+        <w:t xml:space="preserve"> Spring Boot </w:t>
+      </w:r>
+      <w:proofErr w:type="spellStart"/>
+      <w:r>
+        <w:t>lớn</w:t>
+      </w:r>
+      <w:proofErr w:type="spellEnd"/>
+      <w:r>
+        <w:t xml:space="preserve"> </w:t>
+      </w:r>
+      <w:proofErr w:type="spellStart"/>
+      <w:r>
+        <w:t>có</w:t>
+      </w:r>
+      <w:proofErr w:type="spellEnd"/>
+      <w:r>
+        <w:t xml:space="preserve"> </w:t>
+      </w:r>
+      <w:proofErr w:type="spellStart"/>
+      <w:r>
+        <w:t>thể</w:t>
+      </w:r>
+      <w:proofErr w:type="spellEnd"/>
+      <w:r>
+        <w:t xml:space="preserve"> </w:t>
+      </w:r>
+      <w:proofErr w:type="spellStart"/>
+      <w:r>
+        <w:t>mất</w:t>
+      </w:r>
+      <w:proofErr w:type="spellEnd"/>
+      <w:r>
+        <w:t xml:space="preserve"> </w:t>
+      </w:r>
+      <w:proofErr w:type="spellStart"/>
+      <w:r>
+        <w:t>nhiều</w:t>
+      </w:r>
+      <w:proofErr w:type="spellEnd"/>
+      <w:r>
+        <w:t xml:space="preserve"> </w:t>
+      </w:r>
+      <w:proofErr w:type="spellStart"/>
+      <w:r>
+        <w:t>thời</w:t>
+      </w:r>
+      <w:proofErr w:type="spellEnd"/>
+      <w:r>
+        <w:t xml:space="preserve"> </w:t>
+      </w:r>
+      <w:proofErr w:type="spellStart"/>
+      <w:r>
+        <w:t>gian</w:t>
+      </w:r>
+      <w:proofErr w:type="spellEnd"/>
+      <w:r>
+        <w:t xml:space="preserve"> </w:t>
+      </w:r>
+      <w:proofErr w:type="spellStart"/>
+      <w:r>
+        <w:t>để</w:t>
+      </w:r>
+      <w:proofErr w:type="spellEnd"/>
+      <w:r>
+        <w:t xml:space="preserve"> </w:t>
+      </w:r>
+      <w:proofErr w:type="spellStart"/>
+      <w:r>
+        <w:t>khởi</w:t>
+      </w:r>
+      <w:proofErr w:type="spellEnd"/>
+      <w:r>
+        <w:t xml:space="preserve"> </w:t>
+      </w:r>
+      <w:proofErr w:type="spellStart"/>
+      <w:r>
+        <w:t>động</w:t>
+      </w:r>
+      <w:proofErr w:type="spellEnd"/>
+      <w:r>
+        <w:t xml:space="preserve"> do </w:t>
+      </w:r>
+      <w:proofErr w:type="spellStart"/>
+      <w:r>
+        <w:t>phải</w:t>
+      </w:r>
+      <w:proofErr w:type="spellEnd"/>
+      <w:r>
+        <w:t xml:space="preserve"> </w:t>
+      </w:r>
+      <w:proofErr w:type="spellStart"/>
+      <w:r>
+        <w:t>quét</w:t>
+      </w:r>
+      <w:proofErr w:type="spellEnd"/>
+      <w:r>
+        <w:t xml:space="preserve"> Bean </w:t>
+      </w:r>
+      <w:proofErr w:type="spellStart"/>
+      <w:r>
+        <w:t>và</w:t>
+      </w:r>
+      <w:proofErr w:type="spellEnd"/>
+      <w:r>
+        <w:t xml:space="preserve"> </w:t>
+      </w:r>
+      <w:proofErr w:type="spellStart"/>
+      <w:r>
+        <w:t>cấu</w:t>
+      </w:r>
+      <w:proofErr w:type="spellEnd"/>
+      <w:r>
+        <w:t xml:space="preserve"> </w:t>
+      </w:r>
+      <w:proofErr w:type="spellStart"/>
+      <w:r>
+        <w:t>hình</w:t>
+      </w:r>
+      <w:proofErr w:type="spellEnd"/>
+      <w:r>
+        <w:t xml:space="preserve"> </w:t>
       </w:r>
       <w:proofErr w:type="spellStart"/>
       <w:r>
@@ -3751,134 +5599,6 @@
       <w:proofErr w:type="spellStart"/>
       <w:r>
         <w:t>động</w:t>
-      </w:r>
-      <w:proofErr w:type="spellEnd"/>
-      <w:r>
-        <w:t xml:space="preserve"> </w:t>
-      </w:r>
-      <w:proofErr w:type="spellStart"/>
-      <w:r>
-        <w:t>hóa</w:t>
-      </w:r>
-      <w:proofErr w:type="spellEnd"/>
-      <w:r>
-        <w:t xml:space="preserve">) </w:t>
-      </w:r>
-      <w:proofErr w:type="spellStart"/>
-      <w:r>
-        <w:t>đôi</w:t>
-      </w:r>
-      <w:proofErr w:type="spellEnd"/>
-      <w:r>
-        <w:t xml:space="preserve"> </w:t>
-      </w:r>
-      <w:proofErr w:type="spellStart"/>
-      <w:r>
-        <w:t>khi</w:t>
-      </w:r>
-      <w:proofErr w:type="spellEnd"/>
-      <w:r>
-        <w:t xml:space="preserve"> </w:t>
-      </w:r>
-      <w:proofErr w:type="spellStart"/>
-      <w:r>
-        <w:t>gây</w:t>
-      </w:r>
-      <w:proofErr w:type="spellEnd"/>
-      <w:r>
-        <w:t xml:space="preserve"> </w:t>
-      </w:r>
-      <w:proofErr w:type="spellStart"/>
-      <w:r>
-        <w:t>khó</w:t>
-      </w:r>
-      <w:proofErr w:type="spellEnd"/>
-      <w:r>
-        <w:t xml:space="preserve"> </w:t>
-      </w:r>
-      <w:proofErr w:type="spellStart"/>
-      <w:r>
-        <w:t>khăn</w:t>
-      </w:r>
-      <w:proofErr w:type="spellEnd"/>
-      <w:r>
-        <w:t xml:space="preserve"> </w:t>
-      </w:r>
-      <w:proofErr w:type="spellStart"/>
-      <w:r>
-        <w:t>khi</w:t>
-      </w:r>
-      <w:proofErr w:type="spellEnd"/>
-      <w:r>
-        <w:t xml:space="preserve"> </w:t>
-      </w:r>
-      <w:proofErr w:type="spellStart"/>
-      <w:r>
-        <w:t>cần</w:t>
-      </w:r>
-      <w:proofErr w:type="spellEnd"/>
-      <w:r>
-        <w:t xml:space="preserve"> </w:t>
-      </w:r>
-      <w:proofErr w:type="spellStart"/>
-      <w:r>
-        <w:t>tùy</w:t>
-      </w:r>
-      <w:proofErr w:type="spellEnd"/>
-      <w:r>
-        <w:t xml:space="preserve"> </w:t>
-      </w:r>
-      <w:proofErr w:type="spellStart"/>
-      <w:r>
-        <w:t>chỉnh</w:t>
-      </w:r>
-      <w:proofErr w:type="spellEnd"/>
-      <w:r>
-        <w:t xml:space="preserve"> </w:t>
-      </w:r>
-      <w:proofErr w:type="spellStart"/>
-      <w:r>
-        <w:t>sâu</w:t>
-      </w:r>
-      <w:proofErr w:type="spellEnd"/>
-      <w:r>
-        <w:t xml:space="preserve"> </w:t>
-      </w:r>
-      <w:proofErr w:type="spellStart"/>
-      <w:r>
-        <w:t>các</w:t>
-      </w:r>
-      <w:proofErr w:type="spellEnd"/>
-      <w:r>
-        <w:t xml:space="preserve"> </w:t>
-      </w:r>
-      <w:proofErr w:type="spellStart"/>
-      <w:r>
-        <w:t>cấu</w:t>
-      </w:r>
-      <w:proofErr w:type="spellEnd"/>
-      <w:r>
-        <w:t xml:space="preserve"> </w:t>
-      </w:r>
-      <w:proofErr w:type="spellStart"/>
-      <w:r>
-        <w:t>hình</w:t>
-      </w:r>
-      <w:proofErr w:type="spellEnd"/>
-      <w:r>
-        <w:t xml:space="preserve"> </w:t>
-      </w:r>
-      <w:proofErr w:type="spellStart"/>
-      <w:r>
-        <w:t>mặc</w:t>
-      </w:r>
-      <w:proofErr w:type="spellEnd"/>
-      <w:r>
-        <w:t xml:space="preserve"> </w:t>
-      </w:r>
-      <w:proofErr w:type="spellStart"/>
-      <w:r>
-        <w:t>định</w:t>
       </w:r>
       <w:proofErr w:type="spellEnd"/>
       <w:r>
@@ -3963,13 +5683,11 @@
       <w:pPr>
         <w:pStyle w:val="0NoiDung"/>
       </w:pPr>
-      <w:proofErr w:type="spellStart"/>
-      <w:r>
-        <w:t>Đây</w:t>
-      </w:r>
-      <w:proofErr w:type="spellEnd"/>
-      <w:r>
-        <w:t xml:space="preserve"> </w:t>
+      <w:r>
+        <w:t xml:space="preserve">- </w:t>
+      </w:r>
+      <w:r>
+        <w:t xml:space="preserve">Spring Boot Starters </w:t>
       </w:r>
       <w:proofErr w:type="spellStart"/>
       <w:r>
@@ -3993,6 +5711,86 @@
       </w:r>
       <w:proofErr w:type="spellEnd"/>
       <w:r>
+        <w:t xml:space="preserve"> dependency </w:t>
+      </w:r>
+      <w:proofErr w:type="spellStart"/>
+      <w:r>
+        <w:t>được</w:t>
+      </w:r>
+      <w:proofErr w:type="spellEnd"/>
+      <w:r>
+        <w:t xml:space="preserve"> </w:t>
+      </w:r>
+      <w:proofErr w:type="spellStart"/>
+      <w:r>
+        <w:t>đóng</w:t>
+      </w:r>
+      <w:proofErr w:type="spellEnd"/>
+      <w:r>
+        <w:t xml:space="preserve"> </w:t>
+      </w:r>
+      <w:proofErr w:type="spellStart"/>
+      <w:r>
+        <w:t>gói</w:t>
+      </w:r>
+      <w:proofErr w:type="spellEnd"/>
+      <w:r>
+        <w:t xml:space="preserve"> </w:t>
+      </w:r>
+      <w:proofErr w:type="spellStart"/>
+      <w:r>
+        <w:t>sẵn</w:t>
+      </w:r>
+      <w:proofErr w:type="spellEnd"/>
+      <w:r>
+        <w:t xml:space="preserve"> </w:t>
+      </w:r>
+      <w:proofErr w:type="spellStart"/>
+      <w:r>
+        <w:t>nhằm</w:t>
+      </w:r>
+      <w:proofErr w:type="spellEnd"/>
+      <w:r>
+        <w:t xml:space="preserve"> </w:t>
+      </w:r>
+      <w:proofErr w:type="spellStart"/>
+      <w:r>
+        <w:t>giảm</w:t>
+      </w:r>
+      <w:proofErr w:type="spellEnd"/>
+      <w:r>
+        <w:t xml:space="preserve"> </w:t>
+      </w:r>
+      <w:proofErr w:type="spellStart"/>
+      <w:r>
+        <w:t>thời</w:t>
+      </w:r>
+      <w:proofErr w:type="spellEnd"/>
+      <w:r>
+        <w:t xml:space="preserve"> </w:t>
+      </w:r>
+      <w:proofErr w:type="spellStart"/>
+      <w:r>
+        <w:t>gian</w:t>
+      </w:r>
+      <w:proofErr w:type="spellEnd"/>
+      <w:r>
+        <w:t xml:space="preserve"> </w:t>
+      </w:r>
+      <w:proofErr w:type="spellStart"/>
+      <w:r>
+        <w:t>cấu</w:t>
+      </w:r>
+      <w:proofErr w:type="spellEnd"/>
+      <w:r>
+        <w:t xml:space="preserve"> </w:t>
+      </w:r>
+      <w:proofErr w:type="spellStart"/>
+      <w:r>
+        <w:t>hình</w:t>
+      </w:r>
+      <w:proofErr w:type="spellEnd"/>
+      <w:r>
         <w:t xml:space="preserve"> </w:t>
       </w:r>
       <w:proofErr w:type="spellStart"/>
@@ -4006,157 +5804,6 @@
       <w:proofErr w:type="spellStart"/>
       <w:r>
         <w:t>viện</w:t>
-      </w:r>
-      <w:proofErr w:type="spellEnd"/>
-      <w:r>
-        <w:t xml:space="preserve"> </w:t>
-      </w:r>
-      <w:proofErr w:type="spellStart"/>
-      <w:r>
-        <w:t>được</w:t>
-      </w:r>
-      <w:proofErr w:type="spellEnd"/>
-      <w:r>
-        <w:t xml:space="preserve"> </w:t>
-      </w:r>
-      <w:proofErr w:type="spellStart"/>
-      <w:r>
-        <w:t>gom</w:t>
-      </w:r>
-      <w:proofErr w:type="spellEnd"/>
-      <w:r>
-        <w:t xml:space="preserve"> </w:t>
-      </w:r>
-      <w:proofErr w:type="spellStart"/>
-      <w:r>
-        <w:t>nhóm</w:t>
-      </w:r>
-      <w:proofErr w:type="spellEnd"/>
-      <w:r>
-        <w:t xml:space="preserve"> </w:t>
-      </w:r>
-      <w:proofErr w:type="spellStart"/>
-      <w:r>
-        <w:t>sẵn</w:t>
-      </w:r>
-      <w:proofErr w:type="spellEnd"/>
-      <w:r>
-        <w:t xml:space="preserve">. Thay </w:t>
-      </w:r>
-      <w:proofErr w:type="spellStart"/>
-      <w:r>
-        <w:t>vì</w:t>
-      </w:r>
-      <w:proofErr w:type="spellEnd"/>
-      <w:r>
-        <w:t xml:space="preserve"> </w:t>
-      </w:r>
-      <w:proofErr w:type="spellStart"/>
-      <w:r>
-        <w:t>tìm</w:t>
-      </w:r>
-      <w:proofErr w:type="spellEnd"/>
-      <w:r>
-        <w:t xml:space="preserve"> </w:t>
-      </w:r>
-      <w:proofErr w:type="spellStart"/>
-      <w:r>
-        <w:t>từng</w:t>
-      </w:r>
-      <w:proofErr w:type="spellEnd"/>
-      <w:r>
-        <w:t xml:space="preserve"> </w:t>
-      </w:r>
-      <w:proofErr w:type="spellStart"/>
-      <w:r>
-        <w:t>phiên</w:t>
-      </w:r>
-      <w:proofErr w:type="spellEnd"/>
-      <w:r>
-        <w:t xml:space="preserve"> </w:t>
-      </w:r>
-      <w:proofErr w:type="spellStart"/>
-      <w:r>
-        <w:t>bản</w:t>
-      </w:r>
-      <w:proofErr w:type="spellEnd"/>
-      <w:r>
-        <w:t xml:space="preserve"> </w:t>
-      </w:r>
-      <w:proofErr w:type="spellStart"/>
-      <w:r>
-        <w:t>của</w:t>
-      </w:r>
-      <w:proofErr w:type="spellEnd"/>
-      <w:r>
-        <w:t xml:space="preserve"> Hibernate, Jackson, </w:t>
-      </w:r>
-      <w:proofErr w:type="spellStart"/>
-      <w:r>
-        <w:t>Logback</w:t>
-      </w:r>
-      <w:proofErr w:type="spellEnd"/>
-      <w:r>
-        <w:t xml:space="preserve">... </w:t>
-      </w:r>
-      <w:proofErr w:type="spellStart"/>
-      <w:r>
-        <w:t>bạn</w:t>
-      </w:r>
-      <w:proofErr w:type="spellEnd"/>
-      <w:r>
-        <w:t xml:space="preserve"> </w:t>
-      </w:r>
-      <w:proofErr w:type="spellStart"/>
-      <w:r>
-        <w:t>chỉ</w:t>
-      </w:r>
-      <w:proofErr w:type="spellEnd"/>
-      <w:r>
-        <w:t xml:space="preserve"> </w:t>
-      </w:r>
-      <w:proofErr w:type="spellStart"/>
-      <w:r>
-        <w:t>cần</w:t>
-      </w:r>
-      <w:proofErr w:type="spellEnd"/>
-      <w:r>
-        <w:t xml:space="preserve"> </w:t>
-      </w:r>
-      <w:proofErr w:type="spellStart"/>
-      <w:r>
-        <w:t>khai</w:t>
-      </w:r>
-      <w:proofErr w:type="spellEnd"/>
-      <w:r>
-        <w:t xml:space="preserve"> </w:t>
-      </w:r>
-      <w:proofErr w:type="spellStart"/>
-      <w:r>
-        <w:t>báo</w:t>
-      </w:r>
-      <w:proofErr w:type="spellEnd"/>
-      <w:r>
-        <w:t xml:space="preserve"> </w:t>
-      </w:r>
-      <w:r>
-        <w:rPr>
-          <w:rStyle w:val="HTMLCode"/>
-          <w:rFonts w:ascii="Times New Roman" w:eastAsiaTheme="majorEastAsia" w:hAnsi="Times New Roman" w:cs="Times New Roman"/>
-          <w:sz w:val="26"/>
-          <w:szCs w:val="26"/>
-        </w:rPr>
-        <w:t>spring-boot-starter-data-</w:t>
-      </w:r>
-      <w:proofErr w:type="spellStart"/>
-      <w:r>
-        <w:rPr>
-          <w:rStyle w:val="HTMLCode"/>
-          <w:rFonts w:ascii="Times New Roman" w:eastAsiaTheme="majorEastAsia" w:hAnsi="Times New Roman" w:cs="Times New Roman"/>
-          <w:sz w:val="26"/>
-          <w:szCs w:val="26"/>
-        </w:rPr>
-        <w:t>jpa</w:t>
       </w:r>
       <w:proofErr w:type="spellEnd"/>
       <w:r>
@@ -4167,7 +5814,303 @@
       <w:pPr>
         <w:pStyle w:val="0NoiDung"/>
       </w:pPr>
+      <w:proofErr w:type="spellStart"/>
+      <w:r>
+        <w:t>Ví</w:t>
+      </w:r>
+      <w:proofErr w:type="spellEnd"/>
+      <w:r>
+        <w:t xml:space="preserve"> </w:t>
+      </w:r>
+      <w:proofErr w:type="spellStart"/>
+      <w:r>
+        <w:t>dụ</w:t>
+      </w:r>
+      <w:proofErr w:type="spellEnd"/>
+      <w:r>
+        <w:t>:</w:t>
+      </w:r>
     </w:p>
+    <w:tbl>
+      <w:tblPr>
+        <w:tblW w:w="9741" w:type="dxa"/>
+        <w:tblCellSpacing w:w="15" w:type="dxa"/>
+        <w:tblBorders>
+          <w:top w:val="single" w:sz="4" w:space="0" w:color="auto"/>
+          <w:left w:val="single" w:sz="4" w:space="0" w:color="auto"/>
+          <w:bottom w:val="single" w:sz="4" w:space="0" w:color="auto"/>
+          <w:right w:val="single" w:sz="4" w:space="0" w:color="auto"/>
+          <w:insideH w:val="single" w:sz="4" w:space="0" w:color="auto"/>
+          <w:insideV w:val="single" w:sz="4" w:space="0" w:color="auto"/>
+        </w:tblBorders>
+        <w:tblCellMar>
+          <w:top w:w="15" w:type="dxa"/>
+          <w:left w:w="15" w:type="dxa"/>
+          <w:bottom w:w="15" w:type="dxa"/>
+          <w:right w:w="15" w:type="dxa"/>
+        </w:tblCellMar>
+        <w:tblLook w:val="04A0" w:firstRow="1" w:lastRow="0" w:firstColumn="1" w:lastColumn="0" w:noHBand="0" w:noVBand="1"/>
+      </w:tblPr>
+      <w:tblGrid>
+        <w:gridCol w:w="4153"/>
+        <w:gridCol w:w="5588"/>
+      </w:tblGrid>
+      <w:tr>
+        <w:trPr>
+          <w:trHeight w:val="365"/>
+          <w:tblHeader/>
+          <w:tblCellSpacing w:w="15" w:type="dxa"/>
+        </w:trPr>
+        <w:tc>
+          <w:tcPr>
+            <w:tcW w:w="0" w:type="auto"/>
+            <w:vAlign w:val="center"/>
+            <w:hideMark/>
+          </w:tcPr>
+          <w:p>
+            <w:pPr>
+              <w:pStyle w:val="0NoiDung"/>
+              <w:rPr>
+                <w:b/>
+                <w:bCs/>
+              </w:rPr>
+            </w:pPr>
+            <w:r>
+              <w:rPr>
+                <w:b/>
+                <w:bCs/>
+              </w:rPr>
+              <w:t>Starter</w:t>
+            </w:r>
+          </w:p>
+        </w:tc>
+        <w:tc>
+          <w:tcPr>
+            <w:tcW w:w="0" w:type="auto"/>
+            <w:vAlign w:val="center"/>
+            <w:hideMark/>
+          </w:tcPr>
+          <w:p>
+            <w:pPr>
+              <w:pStyle w:val="0NoiDung"/>
+              <w:rPr>
+                <w:b/>
+                <w:bCs/>
+              </w:rPr>
+            </w:pPr>
+            <w:proofErr w:type="spellStart"/>
+            <w:r>
+              <w:rPr>
+                <w:b/>
+                <w:bCs/>
+              </w:rPr>
+              <w:t>Chức</w:t>
+            </w:r>
+            <w:proofErr w:type="spellEnd"/>
+            <w:r>
+              <w:rPr>
+                <w:b/>
+                <w:bCs/>
+              </w:rPr>
+              <w:t xml:space="preserve"> </w:t>
+            </w:r>
+            <w:proofErr w:type="spellStart"/>
+            <w:r>
+              <w:rPr>
+                <w:b/>
+                <w:bCs/>
+              </w:rPr>
+              <w:t>năng</w:t>
+            </w:r>
+            <w:proofErr w:type="spellEnd"/>
+          </w:p>
+        </w:tc>
+      </w:tr>
+      <w:tr>
+        <w:trPr>
+          <w:trHeight w:val="365"/>
+          <w:tblCellSpacing w:w="15" w:type="dxa"/>
+        </w:trPr>
+        <w:tc>
+          <w:tcPr>
+            <w:tcW w:w="0" w:type="auto"/>
+            <w:vAlign w:val="center"/>
+            <w:hideMark/>
+          </w:tcPr>
+          <w:p>
+            <w:pPr>
+              <w:pStyle w:val="0NoiDung"/>
+            </w:pPr>
+            <w:r>
+              <w:t>spring-boot-starter-web</w:t>
+            </w:r>
+          </w:p>
+        </w:tc>
+        <w:tc>
+          <w:tcPr>
+            <w:tcW w:w="0" w:type="auto"/>
+            <w:vAlign w:val="center"/>
+            <w:hideMark/>
+          </w:tcPr>
+          <w:p>
+            <w:pPr>
+              <w:pStyle w:val="0NoiDung"/>
+            </w:pPr>
+            <w:proofErr w:type="spellStart"/>
+            <w:r>
+              <w:t>Xây</w:t>
+            </w:r>
+            <w:proofErr w:type="spellEnd"/>
+            <w:r>
+              <w:t xml:space="preserve"> </w:t>
+            </w:r>
+            <w:proofErr w:type="spellStart"/>
+            <w:r>
+              <w:t>dựng</w:t>
+            </w:r>
+            <w:proofErr w:type="spellEnd"/>
+            <w:r>
+              <w:t xml:space="preserve"> Web Application, REST API</w:t>
+            </w:r>
+          </w:p>
+        </w:tc>
+      </w:tr>
+      <w:tr>
+        <w:trPr>
+          <w:trHeight w:val="353"/>
+          <w:tblCellSpacing w:w="15" w:type="dxa"/>
+        </w:trPr>
+        <w:tc>
+          <w:tcPr>
+            <w:tcW w:w="0" w:type="auto"/>
+            <w:vAlign w:val="center"/>
+            <w:hideMark/>
+          </w:tcPr>
+          <w:p>
+            <w:pPr>
+              <w:pStyle w:val="0NoiDung"/>
+            </w:pPr>
+            <w:r>
+              <w:t>spring-boot-starter-data-</w:t>
+            </w:r>
+            <w:proofErr w:type="spellStart"/>
+            <w:r>
+              <w:t>jpa</w:t>
+            </w:r>
+            <w:proofErr w:type="spellEnd"/>
+          </w:p>
+        </w:tc>
+        <w:tc>
+          <w:tcPr>
+            <w:tcW w:w="0" w:type="auto"/>
+            <w:vAlign w:val="center"/>
+            <w:hideMark/>
+          </w:tcPr>
+          <w:p>
+            <w:pPr>
+              <w:pStyle w:val="0NoiDung"/>
+            </w:pPr>
+            <w:proofErr w:type="spellStart"/>
+            <w:r>
+              <w:t>Kết</w:t>
+            </w:r>
+            <w:proofErr w:type="spellEnd"/>
+            <w:r>
+              <w:t xml:space="preserve"> </w:t>
+            </w:r>
+            <w:proofErr w:type="spellStart"/>
+            <w:r>
+              <w:t>nối</w:t>
+            </w:r>
+            <w:proofErr w:type="spellEnd"/>
+            <w:r>
+              <w:t xml:space="preserve"> </w:t>
+            </w:r>
+            <w:proofErr w:type="spellStart"/>
+            <w:r>
+              <w:t>và</w:t>
+            </w:r>
+            <w:proofErr w:type="spellEnd"/>
+            <w:r>
+              <w:t xml:space="preserve"> </w:t>
+            </w:r>
+            <w:proofErr w:type="spellStart"/>
+            <w:r>
+              <w:t>thao</w:t>
+            </w:r>
+            <w:proofErr w:type="spellEnd"/>
+            <w:r>
+              <w:t xml:space="preserve"> </w:t>
+            </w:r>
+            <w:proofErr w:type="spellStart"/>
+            <w:r>
+              <w:t>tác</w:t>
+            </w:r>
+            <w:proofErr w:type="spellEnd"/>
+            <w:r>
+              <w:t xml:space="preserve"> Database</w:t>
+            </w:r>
+          </w:p>
+        </w:tc>
+      </w:tr>
+      <w:tr>
+        <w:trPr>
+          <w:trHeight w:val="365"/>
+          <w:tblCellSpacing w:w="15" w:type="dxa"/>
+        </w:trPr>
+        <w:tc>
+          <w:tcPr>
+            <w:tcW w:w="0" w:type="auto"/>
+            <w:vAlign w:val="center"/>
+            <w:hideMark/>
+          </w:tcPr>
+          <w:p>
+            <w:pPr>
+              <w:pStyle w:val="0NoiDung"/>
+            </w:pPr>
+            <w:r>
+              <w:t>spring-boot-starter-security</w:t>
+            </w:r>
+          </w:p>
+        </w:tc>
+        <w:tc>
+          <w:tcPr>
+            <w:tcW w:w="0" w:type="auto"/>
+            <w:vAlign w:val="center"/>
+            <w:hideMark/>
+          </w:tcPr>
+          <w:p>
+            <w:pPr>
+              <w:pStyle w:val="0NoiDung"/>
+            </w:pPr>
+            <w:r>
+              <w:t xml:space="preserve">Bảo </w:t>
+            </w:r>
+            <w:proofErr w:type="spellStart"/>
+            <w:r>
+              <w:t>mật</w:t>
+            </w:r>
+            <w:proofErr w:type="spellEnd"/>
+            <w:r>
+              <w:t xml:space="preserve"> </w:t>
+            </w:r>
+            <w:proofErr w:type="spellStart"/>
+            <w:r>
+              <w:t>ứng</w:t>
+            </w:r>
+            <w:proofErr w:type="spellEnd"/>
+            <w:r>
+              <w:t xml:space="preserve"> </w:t>
+            </w:r>
+            <w:proofErr w:type="spellStart"/>
+            <w:r>
+              <w:t>dụng</w:t>
+            </w:r>
+            <w:proofErr w:type="spellEnd"/>
+          </w:p>
+        </w:tc>
+      </w:tr>
+    </w:tbl>
     <w:p>
       <w:pPr>
         <w:pStyle w:val="Tieude11"/>
@@ -4190,9 +6133,20 @@
       <w:pPr>
         <w:pStyle w:val="0NoiDung"/>
       </w:pPr>
-      <w:proofErr w:type="spellStart"/>
-      <w:r>
-        <w:t>Cơ</w:t>
+      <w:r>
+        <w:t xml:space="preserve">Auto-Configuration </w:t>
+      </w:r>
+      <w:proofErr w:type="spellStart"/>
+      <w:r>
+        <w:t>là</w:t>
+      </w:r>
+      <w:proofErr w:type="spellEnd"/>
+      <w:r>
+        <w:t xml:space="preserve"> </w:t>
+      </w:r>
+      <w:proofErr w:type="spellStart"/>
+      <w:r>
+        <w:t>cơ</w:t>
       </w:r>
       <w:proofErr w:type="spellEnd"/>
       <w:r>
@@ -4224,19 +6178,67 @@
       </w:r>
       <w:proofErr w:type="spellStart"/>
       <w:r>
-        <w:t>quét</w:t>
-      </w:r>
-      <w:proofErr w:type="spellEnd"/>
-      <w:r>
-        <w:t xml:space="preserve"> </w:t>
-      </w:r>
-      <w:proofErr w:type="spellStart"/>
-      <w:r>
-        <w:t>các</w:t>
-      </w:r>
-      <w:proofErr w:type="spellEnd"/>
-      <w:r>
-        <w:t xml:space="preserve"> class </w:t>
+        <w:t>cấu</w:t>
+      </w:r>
+      <w:proofErr w:type="spellEnd"/>
+      <w:r>
+        <w:t xml:space="preserve"> </w:t>
+      </w:r>
+      <w:proofErr w:type="spellStart"/>
+      <w:r>
+        <w:t>hình</w:t>
+      </w:r>
+      <w:proofErr w:type="spellEnd"/>
+      <w:r>
+        <w:t xml:space="preserve"> </w:t>
+      </w:r>
+      <w:proofErr w:type="spellStart"/>
+      <w:r>
+        <w:t>dựa</w:t>
+      </w:r>
+      <w:proofErr w:type="spellEnd"/>
+      <w:r>
+        <w:t xml:space="preserve"> </w:t>
+      </w:r>
+      <w:proofErr w:type="spellStart"/>
+      <w:r>
+        <w:t>trên</w:t>
+      </w:r>
+      <w:proofErr w:type="spellEnd"/>
+      <w:r>
+        <w:t xml:space="preserve"> </w:t>
+      </w:r>
+      <w:proofErr w:type="spellStart"/>
+      <w:r>
+        <w:t>thư</w:t>
+      </w:r>
+      <w:proofErr w:type="spellEnd"/>
+      <w:r>
+        <w:t xml:space="preserve"> </w:t>
+      </w:r>
+      <w:proofErr w:type="spellStart"/>
+      <w:r>
+        <w:t>viện</w:t>
+      </w:r>
+      <w:proofErr w:type="spellEnd"/>
+      <w:r>
+        <w:t xml:space="preserve"> </w:t>
+      </w:r>
+      <w:proofErr w:type="spellStart"/>
+      <w:r>
+        <w:t>hiện</w:t>
+      </w:r>
+      <w:proofErr w:type="spellEnd"/>
+      <w:r>
+        <w:t xml:space="preserve"> </w:t>
+      </w:r>
+      <w:proofErr w:type="spellStart"/>
+      <w:r>
+        <w:t>có</w:t>
+      </w:r>
+      <w:proofErr w:type="spellEnd"/>
+      <w:r>
+        <w:t xml:space="preserve"> </w:t>
       </w:r>
       <w:proofErr w:type="spellStart"/>
       <w:r>
@@ -4244,69 +6246,7 @@
       </w:r>
       <w:proofErr w:type="spellEnd"/>
       <w:r>
-        <w:t xml:space="preserve"> </w:t>
-      </w:r>
-      <w:proofErr w:type="spellStart"/>
-      <w:r>
-        <w:rPr>
-          <w:rStyle w:val="HTMLCode"/>
-          <w:rFonts w:ascii="Times New Roman" w:eastAsiaTheme="majorEastAsia" w:hAnsi="Times New Roman" w:cs="Times New Roman"/>
-          <w:sz w:val="26"/>
-          <w:szCs w:val="26"/>
-        </w:rPr>
-        <w:t>classpath</w:t>
-      </w:r>
-      <w:proofErr w:type="spellEnd"/>
-      <w:r>
-        <w:t xml:space="preserve"> </w:t>
-      </w:r>
-      <w:proofErr w:type="spellStart"/>
-      <w:r>
-        <w:t>để</w:t>
-      </w:r>
-      <w:proofErr w:type="spellEnd"/>
-      <w:r>
-        <w:t xml:space="preserve"> </w:t>
-      </w:r>
-      <w:proofErr w:type="spellStart"/>
-      <w:r>
-        <w:t>khởi</w:t>
-      </w:r>
-      <w:proofErr w:type="spellEnd"/>
-      <w:r>
-        <w:t xml:space="preserve"> </w:t>
-      </w:r>
-      <w:proofErr w:type="spellStart"/>
-      <w:r>
-        <w:t>tạo</w:t>
-      </w:r>
-      <w:proofErr w:type="spellEnd"/>
-      <w:r>
-        <w:t xml:space="preserve"> </w:t>
-      </w:r>
-      <w:proofErr w:type="spellStart"/>
-      <w:r>
-        <w:t>các</w:t>
-      </w:r>
-      <w:proofErr w:type="spellEnd"/>
-      <w:r>
-        <w:t xml:space="preserve"> Bean </w:t>
-      </w:r>
-      <w:proofErr w:type="spellStart"/>
-      <w:r>
-        <w:t>cần</w:t>
-      </w:r>
-      <w:proofErr w:type="spellEnd"/>
-      <w:r>
-        <w:t xml:space="preserve"> </w:t>
-      </w:r>
-      <w:proofErr w:type="spellStart"/>
-      <w:r>
-        <w:t>thiết</w:t>
-      </w:r>
-      <w:proofErr w:type="spellEnd"/>
-      <w:r>
-        <w:t>.</w:t>
+        <w:t xml:space="preserve"> project.</w:t>
       </w:r>
     </w:p>
     <w:p>
@@ -4327,63 +6267,32 @@
       </w:r>
       <w:proofErr w:type="spellEnd"/>
       <w:r>
-        <w:t xml:space="preserve">: </w:t>
-      </w:r>
+        <w:t>:</w:t>
+      </w:r>
+    </w:p>
+    <w:p>
+      <w:pPr>
+        <w:pStyle w:val="0NoiDung"/>
+        <w:numPr>
+          <w:ilvl w:val="0"/>
+          <w:numId w:val="16"/>
+        </w:numPr>
+      </w:pPr>
       <w:proofErr w:type="spellStart"/>
       <w:r>
         <w:t>Nếu</w:t>
       </w:r>
       <w:proofErr w:type="spellEnd"/>
       <w:r>
-        <w:t xml:space="preserve"> Spring Boot </w:t>
-      </w:r>
-      <w:proofErr w:type="spellStart"/>
-      <w:r>
-        <w:t>thấy</w:t>
-      </w:r>
-      <w:proofErr w:type="spellEnd"/>
-      <w:r>
-        <w:t xml:space="preserve"> </w:t>
-      </w:r>
-      <w:proofErr w:type="spellStart"/>
-      <w:r>
-        <w:t>thư</w:t>
-      </w:r>
-      <w:proofErr w:type="spellEnd"/>
-      <w:r>
-        <w:t xml:space="preserve"> </w:t>
-      </w:r>
-      <w:proofErr w:type="spellStart"/>
-      <w:r>
-        <w:t>viện</w:t>
-      </w:r>
-      <w:proofErr w:type="spellEnd"/>
-      <w:r>
-        <w:t xml:space="preserve"> MySQL </w:t>
-      </w:r>
-      <w:proofErr w:type="spellStart"/>
-      <w:r>
-        <w:t>trong</w:t>
-      </w:r>
-      <w:proofErr w:type="spellEnd"/>
-      <w:r>
-        <w:t xml:space="preserve"> project, </w:t>
-      </w:r>
-      <w:proofErr w:type="spellStart"/>
-      <w:r>
-        <w:t>nó</w:t>
-      </w:r>
-      <w:proofErr w:type="spellEnd"/>
-      <w:r>
-        <w:t xml:space="preserve"> </w:t>
-      </w:r>
-      <w:proofErr w:type="spellStart"/>
-      <w:r>
-        <w:t>sẽ</w:t>
-      </w:r>
-      <w:proofErr w:type="spellEnd"/>
-      <w:r>
-        <w:t xml:space="preserve"> </w:t>
+        <w:t xml:space="preserve"> project </w:t>
+      </w:r>
+      <w:proofErr w:type="spellStart"/>
+      <w:r>
+        <w:t>có</w:t>
+      </w:r>
+      <w:proofErr w:type="spellEnd"/>
+      <w:r>
+        <w:t xml:space="preserve"> MySQL Driver → Spring Boot </w:t>
       </w:r>
       <w:proofErr w:type="spellStart"/>
       <w:r>
@@ -4395,7 +6304,48 @@
       </w:r>
       <w:proofErr w:type="spellStart"/>
       <w:r>
-        <w:t>động</w:t>
+        <w:t>tạo</w:t>
+      </w:r>
+      <w:proofErr w:type="spellEnd"/>
+      <w:r>
+        <w:t xml:space="preserve"> </w:t>
+      </w:r>
+      <w:proofErr w:type="spellStart"/>
+      <w:r>
+        <w:t>DataSource</w:t>
+      </w:r>
+      <w:proofErr w:type="spellEnd"/>
+      <w:r>
+        <w:t xml:space="preserve"> </w:t>
+      </w:r>
+    </w:p>
+    <w:p>
+      <w:pPr>
+        <w:pStyle w:val="0NoiDung"/>
+        <w:numPr>
+          <w:ilvl w:val="0"/>
+          <w:numId w:val="16"/>
+        </w:numPr>
+      </w:pPr>
+      <w:proofErr w:type="spellStart"/>
+      <w:r>
+        <w:t>Nếu</w:t>
+      </w:r>
+      <w:proofErr w:type="spellEnd"/>
+      <w:r>
+        <w:t xml:space="preserve"> </w:t>
+      </w:r>
+      <w:proofErr w:type="spellStart"/>
+      <w:r>
+        <w:t>có</w:t>
+      </w:r>
+      <w:proofErr w:type="spellEnd"/>
+      <w:r>
+        <w:t xml:space="preserve"> Spring MVC → </w:t>
+      </w:r>
+      <w:proofErr w:type="spellStart"/>
+      <w:r>
+        <w:t>tự</w:t>
       </w:r>
       <w:proofErr w:type="spellEnd"/>
       <w:r>
@@ -4419,15 +6369,108 @@
       </w:r>
       <w:proofErr w:type="spellStart"/>
       <w:r>
-        <w:t>một</w:t>
-      </w:r>
-      <w:proofErr w:type="spellEnd"/>
-      <w:r>
-        <w:t xml:space="preserve"> </w:t>
-      </w:r>
-      <w:proofErr w:type="spellStart"/>
-      <w:r>
-        <w:t>DataSource</w:t>
+        <w:t>DispatcherServlet</w:t>
+      </w:r>
+      <w:proofErr w:type="spellEnd"/>
+      <w:r>
+        <w:t xml:space="preserve"> </w:t>
+      </w:r>
+    </w:p>
+    <w:p>
+      <w:pPr>
+        <w:pStyle w:val="0NoiDung"/>
+      </w:pPr>
+      <w:proofErr w:type="spellStart"/>
+      <w:r>
+        <w:t>Điều</w:t>
+      </w:r>
+      <w:proofErr w:type="spellEnd"/>
+      <w:r>
+        <w:t xml:space="preserve"> </w:t>
+      </w:r>
+      <w:proofErr w:type="spellStart"/>
+      <w:r>
+        <w:t>này</w:t>
+      </w:r>
+      <w:proofErr w:type="spellEnd"/>
+      <w:r>
+        <w:t xml:space="preserve"> </w:t>
+      </w:r>
+      <w:proofErr w:type="spellStart"/>
+      <w:r>
+        <w:t>giúp</w:t>
+      </w:r>
+      <w:proofErr w:type="spellEnd"/>
+      <w:r>
+        <w:t xml:space="preserve"> </w:t>
+      </w:r>
+      <w:proofErr w:type="spellStart"/>
+      <w:r>
+        <w:t>giảm</w:t>
+      </w:r>
+      <w:proofErr w:type="spellEnd"/>
+      <w:r>
+        <w:t xml:space="preserve"> </w:t>
+      </w:r>
+      <w:proofErr w:type="spellStart"/>
+      <w:r>
+        <w:t>đáng</w:t>
+      </w:r>
+      <w:proofErr w:type="spellEnd"/>
+      <w:r>
+        <w:t xml:space="preserve"> </w:t>
+      </w:r>
+      <w:proofErr w:type="spellStart"/>
+      <w:r>
+        <w:t>kể</w:t>
+      </w:r>
+      <w:proofErr w:type="spellEnd"/>
+      <w:r>
+        <w:t xml:space="preserve"> </w:t>
+      </w:r>
+      <w:proofErr w:type="spellStart"/>
+      <w:r>
+        <w:t>số</w:t>
+      </w:r>
+      <w:proofErr w:type="spellEnd"/>
+      <w:r>
+        <w:t xml:space="preserve"> </w:t>
+      </w:r>
+      <w:proofErr w:type="spellStart"/>
+      <w:r>
+        <w:t>lượng</w:t>
+      </w:r>
+      <w:proofErr w:type="spellEnd"/>
+      <w:r>
+        <w:t xml:space="preserve"> file </w:t>
+      </w:r>
+      <w:proofErr w:type="spellStart"/>
+      <w:r>
+        <w:t>cấu</w:t>
+      </w:r>
+      <w:proofErr w:type="spellEnd"/>
+      <w:r>
+        <w:t xml:space="preserve"> </w:t>
+      </w:r>
+      <w:proofErr w:type="spellStart"/>
+      <w:r>
+        <w:t>hình</w:t>
+      </w:r>
+      <w:proofErr w:type="spellEnd"/>
+      <w:r>
+        <w:t xml:space="preserve"> </w:t>
+      </w:r>
+      <w:proofErr w:type="spellStart"/>
+      <w:r>
+        <w:t>cần</w:t>
+      </w:r>
+      <w:proofErr w:type="spellEnd"/>
+      <w:r>
+        <w:t xml:space="preserve"> </w:t>
+      </w:r>
+      <w:proofErr w:type="spellStart"/>
+      <w:r>
+        <w:t>viết</w:t>
       </w:r>
       <w:proofErr w:type="spellEnd"/>
       <w:r>
@@ -4468,6 +6511,9 @@
       <w:pPr>
         <w:pStyle w:val="0NoiDung"/>
       </w:pPr>
+      <w:r>
+        <w:t xml:space="preserve">- </w:t>
+      </w:r>
       <w:r>
         <w:t>Controller Layer (</w:t>
       </w:r>
@@ -4537,6 +6583,9 @@
         <w:pStyle w:val="0NoiDung"/>
       </w:pPr>
       <w:r>
+        <w:t xml:space="preserve">- </w:t>
+      </w:r>
+      <w:r>
         <w:t>Service Layer (</w:t>
       </w:r>
       <w:r>
@@ -4653,6 +6702,9 @@
         <w:pStyle w:val="0NoiDung"/>
       </w:pPr>
       <w:r>
+        <w:t xml:space="preserve">- </w:t>
+      </w:r>
+      <w:r>
         <w:t>Repository Layer (</w:t>
       </w:r>
       <w:r>
@@ -4745,6 +6797,9 @@
         <w:pStyle w:val="0NoiDung"/>
       </w:pPr>
       <w:r>
+        <w:t xml:space="preserve">- </w:t>
+      </w:r>
+      <w:r>
         <w:t xml:space="preserve">Entity/DTO: Các </w:t>
       </w:r>
       <w:proofErr w:type="spellStart"/>
@@ -5227,6 +7282,7 @@
         <w:rPr>
           <w:noProof/>
         </w:rPr>
+        <w:lastRenderedPageBreak/>
         <w:drawing>
           <wp:inline distT="0" distB="0" distL="0" distR="0" wp14:anchorId="04AC32A3" wp14:editId="3598AC97">
             <wp:extent cx="5942492" cy="2764342"/>
@@ -5301,7 +7357,6 @@
       <w:bookmarkStart w:id="41" w:name="_Toc229486834"/>
       <w:bookmarkStart w:id="42" w:name="_Toc229487006"/>
       <w:r>
-        <w:lastRenderedPageBreak/>
         <w:t xml:space="preserve">3.1 </w:t>
       </w:r>
       <w:r>
@@ -6463,6 +8518,7 @@
           <w:sz w:val="26"/>
           <w:szCs w:val="26"/>
         </w:rPr>
+        <w:lastRenderedPageBreak/>
         <w:t>git merge &lt;</w:t>
       </w:r>
       <w:proofErr w:type="spellStart"/>
@@ -7103,6 +9159,120 @@
     </w:lvl>
   </w:abstractNum>
   <w:abstractNum w:abstractNumId="1" w15:restartNumberingAfterBreak="0">
+    <w:nsid w:val="0D716834"/>
+    <w:multiLevelType w:val="hybridMultilevel"/>
+    <w:tmpl w:val="D9DED184"/>
+    <w:lvl w:ilvl="0" w:tplc="7B002C5A">
+      <w:start w:val="1"/>
+      <w:numFmt w:val="bullet"/>
+      <w:lvlText w:val="-"/>
+      <w:lvlJc w:val="left"/>
+      <w:pPr>
+        <w:ind w:left="1080" w:hanging="360"/>
+      </w:pPr>
+      <w:rPr>
+        <w:rFonts w:ascii="Times New Roman" w:eastAsiaTheme="minorHAnsi" w:hAnsi="Times New Roman" w:cs="Times New Roman" w:hint="default"/>
+        <w:b/>
+      </w:rPr>
+    </w:lvl>
+    <w:lvl w:ilvl="1" w:tplc="04090003" w:tentative="1">
+      <w:start w:val="1"/>
+      <w:numFmt w:val="bullet"/>
+      <w:lvlText w:val="o"/>
+      <w:lvlJc w:val="left"/>
+      <w:pPr>
+        <w:ind w:left="1800" w:hanging="360"/>
+      </w:pPr>
+      <w:rPr>
+        <w:rFonts w:ascii="Courier New" w:hAnsi="Courier New" w:cs="Courier New" w:hint="default"/>
+      </w:rPr>
+    </w:lvl>
+    <w:lvl w:ilvl="2" w:tplc="04090005" w:tentative="1">
+      <w:start w:val="1"/>
+      <w:numFmt w:val="bullet"/>
+      <w:lvlText w:val=""/>
+      <w:lvlJc w:val="left"/>
+      <w:pPr>
+        <w:ind w:left="2520" w:hanging="360"/>
+      </w:pPr>
+      <w:rPr>
+        <w:rFonts w:ascii="Wingdings" w:hAnsi="Wingdings" w:hint="default"/>
+      </w:rPr>
+    </w:lvl>
+    <w:lvl w:ilvl="3" w:tplc="04090001" w:tentative="1">
+      <w:start w:val="1"/>
+      <w:numFmt w:val="bullet"/>
+      <w:lvlText w:val=""/>
+      <w:lvlJc w:val="left"/>
+      <w:pPr>
+        <w:ind w:left="3240" w:hanging="360"/>
+      </w:pPr>
+      <w:rPr>
+        <w:rFonts w:ascii="Symbol" w:hAnsi="Symbol" w:hint="default"/>
+      </w:rPr>
+    </w:lvl>
+    <w:lvl w:ilvl="4" w:tplc="04090003" w:tentative="1">
+      <w:start w:val="1"/>
+      <w:numFmt w:val="bullet"/>
+      <w:lvlText w:val="o"/>
+      <w:lvlJc w:val="left"/>
+      <w:pPr>
+        <w:ind w:left="3960" w:hanging="360"/>
+      </w:pPr>
+      <w:rPr>
+        <w:rFonts w:ascii="Courier New" w:hAnsi="Courier New" w:cs="Courier New" w:hint="default"/>
+      </w:rPr>
+    </w:lvl>
+    <w:lvl w:ilvl="5" w:tplc="04090005" w:tentative="1">
+      <w:start w:val="1"/>
+      <w:numFmt w:val="bullet"/>
+      <w:lvlText w:val=""/>
+      <w:lvlJc w:val="left"/>
+      <w:pPr>
+        <w:ind w:left="4680" w:hanging="360"/>
+      </w:pPr>
+      <w:rPr>
+        <w:rFonts w:ascii="Wingdings" w:hAnsi="Wingdings" w:hint="default"/>
+      </w:rPr>
+    </w:lvl>
+    <w:lvl w:ilvl="6" w:tplc="04090001" w:tentative="1">
+      <w:start w:val="1"/>
+      <w:numFmt w:val="bullet"/>
+      <w:lvlText w:val=""/>
+      <w:lvlJc w:val="left"/>
+      <w:pPr>
+        <w:ind w:left="5400" w:hanging="360"/>
+      </w:pPr>
+      <w:rPr>
+        <w:rFonts w:ascii="Symbol" w:hAnsi="Symbol" w:hint="default"/>
+      </w:rPr>
+    </w:lvl>
+    <w:lvl w:ilvl="7" w:tplc="04090003" w:tentative="1">
+      <w:start w:val="1"/>
+      <w:numFmt w:val="bullet"/>
+      <w:lvlText w:val="o"/>
+      <w:lvlJc w:val="left"/>
+      <w:pPr>
+        <w:ind w:left="6120" w:hanging="360"/>
+      </w:pPr>
+      <w:rPr>
+        <w:rFonts w:ascii="Courier New" w:hAnsi="Courier New" w:cs="Courier New" w:hint="default"/>
+      </w:rPr>
+    </w:lvl>
+    <w:lvl w:ilvl="8" w:tplc="04090005" w:tentative="1">
+      <w:start w:val="1"/>
+      <w:numFmt w:val="bullet"/>
+      <w:lvlText w:val=""/>
+      <w:lvlJc w:val="left"/>
+      <w:pPr>
+        <w:ind w:left="6840" w:hanging="360"/>
+      </w:pPr>
+      <w:rPr>
+        <w:rFonts w:ascii="Wingdings" w:hAnsi="Wingdings" w:hint="default"/>
+      </w:rPr>
+    </w:lvl>
+  </w:abstractNum>
+  <w:abstractNum w:abstractNumId="2" w15:restartNumberingAfterBreak="0">
     <w:nsid w:val="0D982C96"/>
     <w:multiLevelType w:val="multilevel"/>
     <w:tmpl w:val="46E2C30C"/>
@@ -7251,7 +9421,7 @@
       </w:rPr>
     </w:lvl>
   </w:abstractNum>
-  <w:abstractNum w:abstractNumId="2" w15:restartNumberingAfterBreak="0">
+  <w:abstractNum w:abstractNumId="3" w15:restartNumberingAfterBreak="0">
     <w:nsid w:val="189840C0"/>
     <w:multiLevelType w:val="multilevel"/>
     <w:tmpl w:val="88F48358"/>
@@ -7400,7 +9570,7 @@
       </w:rPr>
     </w:lvl>
   </w:abstractNum>
-  <w:abstractNum w:abstractNumId="3" w15:restartNumberingAfterBreak="0">
+  <w:abstractNum w:abstractNumId="4" w15:restartNumberingAfterBreak="0">
     <w:nsid w:val="1A4A39CD"/>
     <w:multiLevelType w:val="multilevel"/>
     <w:tmpl w:val="5B7632A6"/>
@@ -7549,7 +9719,7 @@
       </w:rPr>
     </w:lvl>
   </w:abstractNum>
-  <w:abstractNum w:abstractNumId="4" w15:restartNumberingAfterBreak="0">
+  <w:abstractNum w:abstractNumId="5" w15:restartNumberingAfterBreak="0">
     <w:nsid w:val="1EB71A56"/>
     <w:multiLevelType w:val="multilevel"/>
     <w:tmpl w:val="2362D1EE"/>
@@ -7698,7 +9868,7 @@
       </w:rPr>
     </w:lvl>
   </w:abstractNum>
-  <w:abstractNum w:abstractNumId="5" w15:restartNumberingAfterBreak="0">
+  <w:abstractNum w:abstractNumId="6" w15:restartNumberingAfterBreak="0">
     <w:nsid w:val="217D5DA4"/>
     <w:multiLevelType w:val="multilevel"/>
     <w:tmpl w:val="52B2E116"/>
@@ -7847,7 +10017,7 @@
       </w:rPr>
     </w:lvl>
   </w:abstractNum>
-  <w:abstractNum w:abstractNumId="6" w15:restartNumberingAfterBreak="0">
+  <w:abstractNum w:abstractNumId="7" w15:restartNumberingAfterBreak="0">
     <w:nsid w:val="28DA7724"/>
     <w:multiLevelType w:val="hybridMultilevel"/>
     <w:tmpl w:val="CFE87A1E"/>
@@ -7960,7 +10130,305 @@
       </w:rPr>
     </w:lvl>
   </w:abstractNum>
-  <w:abstractNum w:abstractNumId="7" w15:restartNumberingAfterBreak="0">
+  <w:abstractNum w:abstractNumId="8" w15:restartNumberingAfterBreak="0">
+    <w:nsid w:val="3ABA1E8A"/>
+    <w:multiLevelType w:val="multilevel"/>
+    <w:tmpl w:val="B3044542"/>
+    <w:lvl w:ilvl="0">
+      <w:start w:val="1"/>
+      <w:numFmt w:val="bullet"/>
+      <w:lvlText w:val=""/>
+      <w:lvlJc w:val="left"/>
+      <w:pPr>
+        <w:tabs>
+          <w:tab w:val="num" w:pos="720"/>
+        </w:tabs>
+        <w:ind w:left="720" w:hanging="360"/>
+      </w:pPr>
+      <w:rPr>
+        <w:rFonts w:ascii="Symbol" w:hAnsi="Symbol" w:hint="default"/>
+        <w:sz w:val="20"/>
+      </w:rPr>
+    </w:lvl>
+    <w:lvl w:ilvl="1" w:tentative="1">
+      <w:start w:val="1"/>
+      <w:numFmt w:val="bullet"/>
+      <w:lvlText w:val="o"/>
+      <w:lvlJc w:val="left"/>
+      <w:pPr>
+        <w:tabs>
+          <w:tab w:val="num" w:pos="1440"/>
+        </w:tabs>
+        <w:ind w:left="1440" w:hanging="360"/>
+      </w:pPr>
+      <w:rPr>
+        <w:rFonts w:ascii="Courier New" w:hAnsi="Courier New" w:hint="default"/>
+        <w:sz w:val="20"/>
+      </w:rPr>
+    </w:lvl>
+    <w:lvl w:ilvl="2" w:tentative="1">
+      <w:start w:val="1"/>
+      <w:numFmt w:val="bullet"/>
+      <w:lvlText w:val=""/>
+      <w:lvlJc w:val="left"/>
+      <w:pPr>
+        <w:tabs>
+          <w:tab w:val="num" w:pos="2160"/>
+        </w:tabs>
+        <w:ind w:left="2160" w:hanging="360"/>
+      </w:pPr>
+      <w:rPr>
+        <w:rFonts w:ascii="Wingdings" w:hAnsi="Wingdings" w:hint="default"/>
+        <w:sz w:val="20"/>
+      </w:rPr>
+    </w:lvl>
+    <w:lvl w:ilvl="3" w:tentative="1">
+      <w:start w:val="1"/>
+      <w:numFmt w:val="bullet"/>
+      <w:lvlText w:val=""/>
+      <w:lvlJc w:val="left"/>
+      <w:pPr>
+        <w:tabs>
+          <w:tab w:val="num" w:pos="2880"/>
+        </w:tabs>
+        <w:ind w:left="2880" w:hanging="360"/>
+      </w:pPr>
+      <w:rPr>
+        <w:rFonts w:ascii="Wingdings" w:hAnsi="Wingdings" w:hint="default"/>
+        <w:sz w:val="20"/>
+      </w:rPr>
+    </w:lvl>
+    <w:lvl w:ilvl="4" w:tentative="1">
+      <w:start w:val="1"/>
+      <w:numFmt w:val="bullet"/>
+      <w:lvlText w:val=""/>
+      <w:lvlJc w:val="left"/>
+      <w:pPr>
+        <w:tabs>
+          <w:tab w:val="num" w:pos="3600"/>
+        </w:tabs>
+        <w:ind w:left="3600" w:hanging="360"/>
+      </w:pPr>
+      <w:rPr>
+        <w:rFonts w:ascii="Wingdings" w:hAnsi="Wingdings" w:hint="default"/>
+        <w:sz w:val="20"/>
+      </w:rPr>
+    </w:lvl>
+    <w:lvl w:ilvl="5" w:tentative="1">
+      <w:start w:val="1"/>
+      <w:numFmt w:val="bullet"/>
+      <w:lvlText w:val=""/>
+      <w:lvlJc w:val="left"/>
+      <w:pPr>
+        <w:tabs>
+          <w:tab w:val="num" w:pos="4320"/>
+        </w:tabs>
+        <w:ind w:left="4320" w:hanging="360"/>
+      </w:pPr>
+      <w:rPr>
+        <w:rFonts w:ascii="Wingdings" w:hAnsi="Wingdings" w:hint="default"/>
+        <w:sz w:val="20"/>
+      </w:rPr>
+    </w:lvl>
+    <w:lvl w:ilvl="6" w:tentative="1">
+      <w:start w:val="1"/>
+      <w:numFmt w:val="bullet"/>
+      <w:lvlText w:val=""/>
+      <w:lvlJc w:val="left"/>
+      <w:pPr>
+        <w:tabs>
+          <w:tab w:val="num" w:pos="5040"/>
+        </w:tabs>
+        <w:ind w:left="5040" w:hanging="360"/>
+      </w:pPr>
+      <w:rPr>
+        <w:rFonts w:ascii="Wingdings" w:hAnsi="Wingdings" w:hint="default"/>
+        <w:sz w:val="20"/>
+      </w:rPr>
+    </w:lvl>
+    <w:lvl w:ilvl="7" w:tentative="1">
+      <w:start w:val="1"/>
+      <w:numFmt w:val="bullet"/>
+      <w:lvlText w:val=""/>
+      <w:lvlJc w:val="left"/>
+      <w:pPr>
+        <w:tabs>
+          <w:tab w:val="num" w:pos="5760"/>
+        </w:tabs>
+        <w:ind w:left="5760" w:hanging="360"/>
+      </w:pPr>
+      <w:rPr>
+        <w:rFonts w:ascii="Wingdings" w:hAnsi="Wingdings" w:hint="default"/>
+        <w:sz w:val="20"/>
+      </w:rPr>
+    </w:lvl>
+    <w:lvl w:ilvl="8" w:tentative="1">
+      <w:start w:val="1"/>
+      <w:numFmt w:val="bullet"/>
+      <w:lvlText w:val=""/>
+      <w:lvlJc w:val="left"/>
+      <w:pPr>
+        <w:tabs>
+          <w:tab w:val="num" w:pos="6480"/>
+        </w:tabs>
+        <w:ind w:left="6480" w:hanging="360"/>
+      </w:pPr>
+      <w:rPr>
+        <w:rFonts w:ascii="Wingdings" w:hAnsi="Wingdings" w:hint="default"/>
+        <w:sz w:val="20"/>
+      </w:rPr>
+    </w:lvl>
+  </w:abstractNum>
+  <w:abstractNum w:abstractNumId="9" w15:restartNumberingAfterBreak="0">
+    <w:nsid w:val="3DCB4EC8"/>
+    <w:multiLevelType w:val="multilevel"/>
+    <w:tmpl w:val="472AA5A8"/>
+    <w:lvl w:ilvl="0">
+      <w:start w:val="1"/>
+      <w:numFmt w:val="bullet"/>
+      <w:lvlText w:val=""/>
+      <w:lvlJc w:val="left"/>
+      <w:pPr>
+        <w:tabs>
+          <w:tab w:val="num" w:pos="720"/>
+        </w:tabs>
+        <w:ind w:left="720" w:hanging="360"/>
+      </w:pPr>
+      <w:rPr>
+        <w:rFonts w:ascii="Symbol" w:hAnsi="Symbol" w:hint="default"/>
+        <w:sz w:val="20"/>
+      </w:rPr>
+    </w:lvl>
+    <w:lvl w:ilvl="1" w:tentative="1">
+      <w:start w:val="1"/>
+      <w:numFmt w:val="bullet"/>
+      <w:lvlText w:val="o"/>
+      <w:lvlJc w:val="left"/>
+      <w:pPr>
+        <w:tabs>
+          <w:tab w:val="num" w:pos="1440"/>
+        </w:tabs>
+        <w:ind w:left="1440" w:hanging="360"/>
+      </w:pPr>
+      <w:rPr>
+        <w:rFonts w:ascii="Courier New" w:hAnsi="Courier New" w:hint="default"/>
+        <w:sz w:val="20"/>
+      </w:rPr>
+    </w:lvl>
+    <w:lvl w:ilvl="2" w:tentative="1">
+      <w:start w:val="1"/>
+      <w:numFmt w:val="bullet"/>
+      <w:lvlText w:val=""/>
+      <w:lvlJc w:val="left"/>
+      <w:pPr>
+        <w:tabs>
+          <w:tab w:val="num" w:pos="2160"/>
+        </w:tabs>
+        <w:ind w:left="2160" w:hanging="360"/>
+      </w:pPr>
+      <w:rPr>
+        <w:rFonts w:ascii="Wingdings" w:hAnsi="Wingdings" w:hint="default"/>
+        <w:sz w:val="20"/>
+      </w:rPr>
+    </w:lvl>
+    <w:lvl w:ilvl="3" w:tentative="1">
+      <w:start w:val="1"/>
+      <w:numFmt w:val="bullet"/>
+      <w:lvlText w:val=""/>
+      <w:lvlJc w:val="left"/>
+      <w:pPr>
+        <w:tabs>
+          <w:tab w:val="num" w:pos="2880"/>
+        </w:tabs>
+        <w:ind w:left="2880" w:hanging="360"/>
+      </w:pPr>
+      <w:rPr>
+        <w:rFonts w:ascii="Wingdings" w:hAnsi="Wingdings" w:hint="default"/>
+        <w:sz w:val="20"/>
+      </w:rPr>
+    </w:lvl>
+    <w:lvl w:ilvl="4" w:tentative="1">
+      <w:start w:val="1"/>
+      <w:numFmt w:val="bullet"/>
+      <w:lvlText w:val=""/>
+      <w:lvlJc w:val="left"/>
+      <w:pPr>
+        <w:tabs>
+          <w:tab w:val="num" w:pos="3600"/>
+        </w:tabs>
+        <w:ind w:left="3600" w:hanging="360"/>
+      </w:pPr>
+      <w:rPr>
+        <w:rFonts w:ascii="Wingdings" w:hAnsi="Wingdings" w:hint="default"/>
+        <w:sz w:val="20"/>
+      </w:rPr>
+    </w:lvl>
+    <w:lvl w:ilvl="5" w:tentative="1">
+      <w:start w:val="1"/>
+      <w:numFmt w:val="bullet"/>
+      <w:lvlText w:val=""/>
+      <w:lvlJc w:val="left"/>
+      <w:pPr>
+        <w:tabs>
+          <w:tab w:val="num" w:pos="4320"/>
+        </w:tabs>
+        <w:ind w:left="4320" w:hanging="360"/>
+      </w:pPr>
+      <w:rPr>
+        <w:rFonts w:ascii="Wingdings" w:hAnsi="Wingdings" w:hint="default"/>
+        <w:sz w:val="20"/>
+      </w:rPr>
+    </w:lvl>
+    <w:lvl w:ilvl="6" w:tentative="1">
+      <w:start w:val="1"/>
+      <w:numFmt w:val="bullet"/>
+      <w:lvlText w:val=""/>
+      <w:lvlJc w:val="left"/>
+      <w:pPr>
+        <w:tabs>
+          <w:tab w:val="num" w:pos="5040"/>
+        </w:tabs>
+        <w:ind w:left="5040" w:hanging="360"/>
+      </w:pPr>
+      <w:rPr>
+        <w:rFonts w:ascii="Wingdings" w:hAnsi="Wingdings" w:hint="default"/>
+        <w:sz w:val="20"/>
+      </w:rPr>
+    </w:lvl>
+    <w:lvl w:ilvl="7" w:tentative="1">
+      <w:start w:val="1"/>
+      <w:numFmt w:val="bullet"/>
+      <w:lvlText w:val=""/>
+      <w:lvlJc w:val="left"/>
+      <w:pPr>
+        <w:tabs>
+          <w:tab w:val="num" w:pos="5760"/>
+        </w:tabs>
+        <w:ind w:left="5760" w:hanging="360"/>
+      </w:pPr>
+      <w:rPr>
+        <w:rFonts w:ascii="Wingdings" w:hAnsi="Wingdings" w:hint="default"/>
+        <w:sz w:val="20"/>
+      </w:rPr>
+    </w:lvl>
+    <w:lvl w:ilvl="8" w:tentative="1">
+      <w:start w:val="1"/>
+      <w:numFmt w:val="bullet"/>
+      <w:lvlText w:val=""/>
+      <w:lvlJc w:val="left"/>
+      <w:pPr>
+        <w:tabs>
+          <w:tab w:val="num" w:pos="6480"/>
+        </w:tabs>
+        <w:ind w:left="6480" w:hanging="360"/>
+      </w:pPr>
+      <w:rPr>
+        <w:rFonts w:ascii="Wingdings" w:hAnsi="Wingdings" w:hint="default"/>
+        <w:sz w:val="20"/>
+      </w:rPr>
+    </w:lvl>
+  </w:abstractNum>
+  <w:abstractNum w:abstractNumId="10" w15:restartNumberingAfterBreak="0">
     <w:nsid w:val="66371E5F"/>
     <w:multiLevelType w:val="multilevel"/>
     <w:tmpl w:val="B5FC3666"/>
@@ -8109,7 +10577,156 @@
       </w:rPr>
     </w:lvl>
   </w:abstractNum>
-  <w:abstractNum w:abstractNumId="8" w15:restartNumberingAfterBreak="0">
+  <w:abstractNum w:abstractNumId="11" w15:restartNumberingAfterBreak="0">
+    <w:nsid w:val="68AE231D"/>
+    <w:multiLevelType w:val="multilevel"/>
+    <w:tmpl w:val="8E049BB4"/>
+    <w:lvl w:ilvl="0">
+      <w:start w:val="1"/>
+      <w:numFmt w:val="bullet"/>
+      <w:lvlText w:val=""/>
+      <w:lvlJc w:val="left"/>
+      <w:pPr>
+        <w:tabs>
+          <w:tab w:val="num" w:pos="720"/>
+        </w:tabs>
+        <w:ind w:left="720" w:hanging="360"/>
+      </w:pPr>
+      <w:rPr>
+        <w:rFonts w:ascii="Symbol" w:hAnsi="Symbol" w:hint="default"/>
+        <w:sz w:val="20"/>
+      </w:rPr>
+    </w:lvl>
+    <w:lvl w:ilvl="1" w:tentative="1">
+      <w:start w:val="1"/>
+      <w:numFmt w:val="bullet"/>
+      <w:lvlText w:val="o"/>
+      <w:lvlJc w:val="left"/>
+      <w:pPr>
+        <w:tabs>
+          <w:tab w:val="num" w:pos="1440"/>
+        </w:tabs>
+        <w:ind w:left="1440" w:hanging="360"/>
+      </w:pPr>
+      <w:rPr>
+        <w:rFonts w:ascii="Courier New" w:hAnsi="Courier New" w:hint="default"/>
+        <w:sz w:val="20"/>
+      </w:rPr>
+    </w:lvl>
+    <w:lvl w:ilvl="2" w:tentative="1">
+      <w:start w:val="1"/>
+      <w:numFmt w:val="bullet"/>
+      <w:lvlText w:val=""/>
+      <w:lvlJc w:val="left"/>
+      <w:pPr>
+        <w:tabs>
+          <w:tab w:val="num" w:pos="2160"/>
+        </w:tabs>
+        <w:ind w:left="2160" w:hanging="360"/>
+      </w:pPr>
+      <w:rPr>
+        <w:rFonts w:ascii="Wingdings" w:hAnsi="Wingdings" w:hint="default"/>
+        <w:sz w:val="20"/>
+      </w:rPr>
+    </w:lvl>
+    <w:lvl w:ilvl="3" w:tentative="1">
+      <w:start w:val="1"/>
+      <w:numFmt w:val="bullet"/>
+      <w:lvlText w:val=""/>
+      <w:lvlJc w:val="left"/>
+      <w:pPr>
+        <w:tabs>
+          <w:tab w:val="num" w:pos="2880"/>
+        </w:tabs>
+        <w:ind w:left="2880" w:hanging="360"/>
+      </w:pPr>
+      <w:rPr>
+        <w:rFonts w:ascii="Wingdings" w:hAnsi="Wingdings" w:hint="default"/>
+        <w:sz w:val="20"/>
+      </w:rPr>
+    </w:lvl>
+    <w:lvl w:ilvl="4" w:tentative="1">
+      <w:start w:val="1"/>
+      <w:numFmt w:val="bullet"/>
+      <w:lvlText w:val=""/>
+      <w:lvlJc w:val="left"/>
+      <w:pPr>
+        <w:tabs>
+          <w:tab w:val="num" w:pos="3600"/>
+        </w:tabs>
+        <w:ind w:left="3600" w:hanging="360"/>
+      </w:pPr>
+      <w:rPr>
+        <w:rFonts w:ascii="Wingdings" w:hAnsi="Wingdings" w:hint="default"/>
+        <w:sz w:val="20"/>
+      </w:rPr>
+    </w:lvl>
+    <w:lvl w:ilvl="5" w:tentative="1">
+      <w:start w:val="1"/>
+      <w:numFmt w:val="bullet"/>
+      <w:lvlText w:val=""/>
+      <w:lvlJc w:val="left"/>
+      <w:pPr>
+        <w:tabs>
+          <w:tab w:val="num" w:pos="4320"/>
+        </w:tabs>
+        <w:ind w:left="4320" w:hanging="360"/>
+      </w:pPr>
+      <w:rPr>
+        <w:rFonts w:ascii="Wingdings" w:hAnsi="Wingdings" w:hint="default"/>
+        <w:sz w:val="20"/>
+      </w:rPr>
+    </w:lvl>
+    <w:lvl w:ilvl="6" w:tentative="1">
+      <w:start w:val="1"/>
+      <w:numFmt w:val="bullet"/>
+      <w:lvlText w:val=""/>
+      <w:lvlJc w:val="left"/>
+      <w:pPr>
+        <w:tabs>
+          <w:tab w:val="num" w:pos="5040"/>
+        </w:tabs>
+        <w:ind w:left="5040" w:hanging="360"/>
+      </w:pPr>
+      <w:rPr>
+        <w:rFonts w:ascii="Wingdings" w:hAnsi="Wingdings" w:hint="default"/>
+        <w:sz w:val="20"/>
+      </w:rPr>
+    </w:lvl>
+    <w:lvl w:ilvl="7" w:tentative="1">
+      <w:start w:val="1"/>
+      <w:numFmt w:val="bullet"/>
+      <w:lvlText w:val=""/>
+      <w:lvlJc w:val="left"/>
+      <w:pPr>
+        <w:tabs>
+          <w:tab w:val="num" w:pos="5760"/>
+        </w:tabs>
+        <w:ind w:left="5760" w:hanging="360"/>
+      </w:pPr>
+      <w:rPr>
+        <w:rFonts w:ascii="Wingdings" w:hAnsi="Wingdings" w:hint="default"/>
+        <w:sz w:val="20"/>
+      </w:rPr>
+    </w:lvl>
+    <w:lvl w:ilvl="8" w:tentative="1">
+      <w:start w:val="1"/>
+      <w:numFmt w:val="bullet"/>
+      <w:lvlText w:val=""/>
+      <w:lvlJc w:val="left"/>
+      <w:pPr>
+        <w:tabs>
+          <w:tab w:val="num" w:pos="6480"/>
+        </w:tabs>
+        <w:ind w:left="6480" w:hanging="360"/>
+      </w:pPr>
+      <w:rPr>
+        <w:rFonts w:ascii="Wingdings" w:hAnsi="Wingdings" w:hint="default"/>
+        <w:sz w:val="20"/>
+      </w:rPr>
+    </w:lvl>
+  </w:abstractNum>
+  <w:abstractNum w:abstractNumId="12" w15:restartNumberingAfterBreak="0">
     <w:nsid w:val="6BC6614E"/>
     <w:multiLevelType w:val="multilevel"/>
     <w:tmpl w:val="4C48E5C4"/>
@@ -8222,7 +10839,7 @@
       </w:pPr>
     </w:lvl>
   </w:abstractNum>
-  <w:abstractNum w:abstractNumId="9" w15:restartNumberingAfterBreak="0">
+  <w:abstractNum w:abstractNumId="13" w15:restartNumberingAfterBreak="0">
     <w:nsid w:val="6ECB2F5D"/>
     <w:multiLevelType w:val="multilevel"/>
     <w:tmpl w:val="79C889EE"/>
@@ -8335,35 +10952,466 @@
       </w:pPr>
     </w:lvl>
   </w:abstractNum>
+  <w:abstractNum w:abstractNumId="14" w15:restartNumberingAfterBreak="0">
+    <w:nsid w:val="6FA71887"/>
+    <w:multiLevelType w:val="multilevel"/>
+    <w:tmpl w:val="4A34133E"/>
+    <w:lvl w:ilvl="0">
+      <w:start w:val="1"/>
+      <w:numFmt w:val="bullet"/>
+      <w:lvlText w:val=""/>
+      <w:lvlJc w:val="left"/>
+      <w:pPr>
+        <w:tabs>
+          <w:tab w:val="num" w:pos="720"/>
+        </w:tabs>
+        <w:ind w:left="720" w:hanging="360"/>
+      </w:pPr>
+      <w:rPr>
+        <w:rFonts w:ascii="Symbol" w:hAnsi="Symbol" w:hint="default"/>
+        <w:sz w:val="20"/>
+      </w:rPr>
+    </w:lvl>
+    <w:lvl w:ilvl="1" w:tentative="1">
+      <w:start w:val="1"/>
+      <w:numFmt w:val="bullet"/>
+      <w:lvlText w:val="o"/>
+      <w:lvlJc w:val="left"/>
+      <w:pPr>
+        <w:tabs>
+          <w:tab w:val="num" w:pos="1440"/>
+        </w:tabs>
+        <w:ind w:left="1440" w:hanging="360"/>
+      </w:pPr>
+      <w:rPr>
+        <w:rFonts w:ascii="Courier New" w:hAnsi="Courier New" w:hint="default"/>
+        <w:sz w:val="20"/>
+      </w:rPr>
+    </w:lvl>
+    <w:lvl w:ilvl="2" w:tentative="1">
+      <w:start w:val="1"/>
+      <w:numFmt w:val="bullet"/>
+      <w:lvlText w:val=""/>
+      <w:lvlJc w:val="left"/>
+      <w:pPr>
+        <w:tabs>
+          <w:tab w:val="num" w:pos="2160"/>
+        </w:tabs>
+        <w:ind w:left="2160" w:hanging="360"/>
+      </w:pPr>
+      <w:rPr>
+        <w:rFonts w:ascii="Wingdings" w:hAnsi="Wingdings" w:hint="default"/>
+        <w:sz w:val="20"/>
+      </w:rPr>
+    </w:lvl>
+    <w:lvl w:ilvl="3" w:tentative="1">
+      <w:start w:val="1"/>
+      <w:numFmt w:val="bullet"/>
+      <w:lvlText w:val=""/>
+      <w:lvlJc w:val="left"/>
+      <w:pPr>
+        <w:tabs>
+          <w:tab w:val="num" w:pos="2880"/>
+        </w:tabs>
+        <w:ind w:left="2880" w:hanging="360"/>
+      </w:pPr>
+      <w:rPr>
+        <w:rFonts w:ascii="Wingdings" w:hAnsi="Wingdings" w:hint="default"/>
+        <w:sz w:val="20"/>
+      </w:rPr>
+    </w:lvl>
+    <w:lvl w:ilvl="4" w:tentative="1">
+      <w:start w:val="1"/>
+      <w:numFmt w:val="bullet"/>
+      <w:lvlText w:val=""/>
+      <w:lvlJc w:val="left"/>
+      <w:pPr>
+        <w:tabs>
+          <w:tab w:val="num" w:pos="3600"/>
+        </w:tabs>
+        <w:ind w:left="3600" w:hanging="360"/>
+      </w:pPr>
+      <w:rPr>
+        <w:rFonts w:ascii="Wingdings" w:hAnsi="Wingdings" w:hint="default"/>
+        <w:sz w:val="20"/>
+      </w:rPr>
+    </w:lvl>
+    <w:lvl w:ilvl="5" w:tentative="1">
+      <w:start w:val="1"/>
+      <w:numFmt w:val="bullet"/>
+      <w:lvlText w:val=""/>
+      <w:lvlJc w:val="left"/>
+      <w:pPr>
+        <w:tabs>
+          <w:tab w:val="num" w:pos="4320"/>
+        </w:tabs>
+        <w:ind w:left="4320" w:hanging="360"/>
+      </w:pPr>
+      <w:rPr>
+        <w:rFonts w:ascii="Wingdings" w:hAnsi="Wingdings" w:hint="default"/>
+        <w:sz w:val="20"/>
+      </w:rPr>
+    </w:lvl>
+    <w:lvl w:ilvl="6" w:tentative="1">
+      <w:start w:val="1"/>
+      <w:numFmt w:val="bullet"/>
+      <w:lvlText w:val=""/>
+      <w:lvlJc w:val="left"/>
+      <w:pPr>
+        <w:tabs>
+          <w:tab w:val="num" w:pos="5040"/>
+        </w:tabs>
+        <w:ind w:left="5040" w:hanging="360"/>
+      </w:pPr>
+      <w:rPr>
+        <w:rFonts w:ascii="Wingdings" w:hAnsi="Wingdings" w:hint="default"/>
+        <w:sz w:val="20"/>
+      </w:rPr>
+    </w:lvl>
+    <w:lvl w:ilvl="7" w:tentative="1">
+      <w:start w:val="1"/>
+      <w:numFmt w:val="bullet"/>
+      <w:lvlText w:val=""/>
+      <w:lvlJc w:val="left"/>
+      <w:pPr>
+        <w:tabs>
+          <w:tab w:val="num" w:pos="5760"/>
+        </w:tabs>
+        <w:ind w:left="5760" w:hanging="360"/>
+      </w:pPr>
+      <w:rPr>
+        <w:rFonts w:ascii="Wingdings" w:hAnsi="Wingdings" w:hint="default"/>
+        <w:sz w:val="20"/>
+      </w:rPr>
+    </w:lvl>
+    <w:lvl w:ilvl="8" w:tentative="1">
+      <w:start w:val="1"/>
+      <w:numFmt w:val="bullet"/>
+      <w:lvlText w:val=""/>
+      <w:lvlJc w:val="left"/>
+      <w:pPr>
+        <w:tabs>
+          <w:tab w:val="num" w:pos="6480"/>
+        </w:tabs>
+        <w:ind w:left="6480" w:hanging="360"/>
+      </w:pPr>
+      <w:rPr>
+        <w:rFonts w:ascii="Wingdings" w:hAnsi="Wingdings" w:hint="default"/>
+        <w:sz w:val="20"/>
+      </w:rPr>
+    </w:lvl>
+  </w:abstractNum>
+  <w:abstractNum w:abstractNumId="15" w15:restartNumberingAfterBreak="0">
+    <w:nsid w:val="716C0F26"/>
+    <w:multiLevelType w:val="hybridMultilevel"/>
+    <w:tmpl w:val="BDBEB89C"/>
+    <w:lvl w:ilvl="0" w:tplc="B1AA413A">
+      <w:numFmt w:val="bullet"/>
+      <w:lvlText w:val="-"/>
+      <w:lvlJc w:val="left"/>
+      <w:pPr>
+        <w:ind w:left="1080" w:hanging="360"/>
+      </w:pPr>
+      <w:rPr>
+        <w:rFonts w:ascii="Times New Roman" w:eastAsiaTheme="minorHAnsi" w:hAnsi="Times New Roman" w:cs="Times New Roman" w:hint="default"/>
+      </w:rPr>
+    </w:lvl>
+    <w:lvl w:ilvl="1" w:tplc="04090003" w:tentative="1">
+      <w:start w:val="1"/>
+      <w:numFmt w:val="bullet"/>
+      <w:lvlText w:val="o"/>
+      <w:lvlJc w:val="left"/>
+      <w:pPr>
+        <w:ind w:left="1800" w:hanging="360"/>
+      </w:pPr>
+      <w:rPr>
+        <w:rFonts w:ascii="Courier New" w:hAnsi="Courier New" w:cs="Courier New" w:hint="default"/>
+      </w:rPr>
+    </w:lvl>
+    <w:lvl w:ilvl="2" w:tplc="04090005" w:tentative="1">
+      <w:start w:val="1"/>
+      <w:numFmt w:val="bullet"/>
+      <w:lvlText w:val=""/>
+      <w:lvlJc w:val="left"/>
+      <w:pPr>
+        <w:ind w:left="2520" w:hanging="360"/>
+      </w:pPr>
+      <w:rPr>
+        <w:rFonts w:ascii="Wingdings" w:hAnsi="Wingdings" w:hint="default"/>
+      </w:rPr>
+    </w:lvl>
+    <w:lvl w:ilvl="3" w:tplc="04090001" w:tentative="1">
+      <w:start w:val="1"/>
+      <w:numFmt w:val="bullet"/>
+      <w:lvlText w:val=""/>
+      <w:lvlJc w:val="left"/>
+      <w:pPr>
+        <w:ind w:left="3240" w:hanging="360"/>
+      </w:pPr>
+      <w:rPr>
+        <w:rFonts w:ascii="Symbol" w:hAnsi="Symbol" w:hint="default"/>
+      </w:rPr>
+    </w:lvl>
+    <w:lvl w:ilvl="4" w:tplc="04090003" w:tentative="1">
+      <w:start w:val="1"/>
+      <w:numFmt w:val="bullet"/>
+      <w:lvlText w:val="o"/>
+      <w:lvlJc w:val="left"/>
+      <w:pPr>
+        <w:ind w:left="3960" w:hanging="360"/>
+      </w:pPr>
+      <w:rPr>
+        <w:rFonts w:ascii="Courier New" w:hAnsi="Courier New" w:cs="Courier New" w:hint="default"/>
+      </w:rPr>
+    </w:lvl>
+    <w:lvl w:ilvl="5" w:tplc="04090005" w:tentative="1">
+      <w:start w:val="1"/>
+      <w:numFmt w:val="bullet"/>
+      <w:lvlText w:val=""/>
+      <w:lvlJc w:val="left"/>
+      <w:pPr>
+        <w:ind w:left="4680" w:hanging="360"/>
+      </w:pPr>
+      <w:rPr>
+        <w:rFonts w:ascii="Wingdings" w:hAnsi="Wingdings" w:hint="default"/>
+      </w:rPr>
+    </w:lvl>
+    <w:lvl w:ilvl="6" w:tplc="04090001" w:tentative="1">
+      <w:start w:val="1"/>
+      <w:numFmt w:val="bullet"/>
+      <w:lvlText w:val=""/>
+      <w:lvlJc w:val="left"/>
+      <w:pPr>
+        <w:ind w:left="5400" w:hanging="360"/>
+      </w:pPr>
+      <w:rPr>
+        <w:rFonts w:ascii="Symbol" w:hAnsi="Symbol" w:hint="default"/>
+      </w:rPr>
+    </w:lvl>
+    <w:lvl w:ilvl="7" w:tplc="04090003" w:tentative="1">
+      <w:start w:val="1"/>
+      <w:numFmt w:val="bullet"/>
+      <w:lvlText w:val="o"/>
+      <w:lvlJc w:val="left"/>
+      <w:pPr>
+        <w:ind w:left="6120" w:hanging="360"/>
+      </w:pPr>
+      <w:rPr>
+        <w:rFonts w:ascii="Courier New" w:hAnsi="Courier New" w:cs="Courier New" w:hint="default"/>
+      </w:rPr>
+    </w:lvl>
+    <w:lvl w:ilvl="8" w:tplc="04090005" w:tentative="1">
+      <w:start w:val="1"/>
+      <w:numFmt w:val="bullet"/>
+      <w:lvlText w:val=""/>
+      <w:lvlJc w:val="left"/>
+      <w:pPr>
+        <w:ind w:left="6840" w:hanging="360"/>
+      </w:pPr>
+      <w:rPr>
+        <w:rFonts w:ascii="Wingdings" w:hAnsi="Wingdings" w:hint="default"/>
+      </w:rPr>
+    </w:lvl>
+  </w:abstractNum>
+  <w:abstractNum w:abstractNumId="16" w15:restartNumberingAfterBreak="0">
+    <w:nsid w:val="71824778"/>
+    <w:multiLevelType w:val="multilevel"/>
+    <w:tmpl w:val="17FA539E"/>
+    <w:lvl w:ilvl="0">
+      <w:start w:val="1"/>
+      <w:numFmt w:val="bullet"/>
+      <w:lvlText w:val=""/>
+      <w:lvlJc w:val="left"/>
+      <w:pPr>
+        <w:tabs>
+          <w:tab w:val="num" w:pos="720"/>
+        </w:tabs>
+        <w:ind w:left="720" w:hanging="360"/>
+      </w:pPr>
+      <w:rPr>
+        <w:rFonts w:ascii="Symbol" w:hAnsi="Symbol" w:hint="default"/>
+        <w:sz w:val="20"/>
+      </w:rPr>
+    </w:lvl>
+    <w:lvl w:ilvl="1" w:tentative="1">
+      <w:start w:val="1"/>
+      <w:numFmt w:val="bullet"/>
+      <w:lvlText w:val="o"/>
+      <w:lvlJc w:val="left"/>
+      <w:pPr>
+        <w:tabs>
+          <w:tab w:val="num" w:pos="1440"/>
+        </w:tabs>
+        <w:ind w:left="1440" w:hanging="360"/>
+      </w:pPr>
+      <w:rPr>
+        <w:rFonts w:ascii="Courier New" w:hAnsi="Courier New" w:hint="default"/>
+        <w:sz w:val="20"/>
+      </w:rPr>
+    </w:lvl>
+    <w:lvl w:ilvl="2" w:tentative="1">
+      <w:start w:val="1"/>
+      <w:numFmt w:val="bullet"/>
+      <w:lvlText w:val=""/>
+      <w:lvlJc w:val="left"/>
+      <w:pPr>
+        <w:tabs>
+          <w:tab w:val="num" w:pos="2160"/>
+        </w:tabs>
+        <w:ind w:left="2160" w:hanging="360"/>
+      </w:pPr>
+      <w:rPr>
+        <w:rFonts w:ascii="Wingdings" w:hAnsi="Wingdings" w:hint="default"/>
+        <w:sz w:val="20"/>
+      </w:rPr>
+    </w:lvl>
+    <w:lvl w:ilvl="3" w:tentative="1">
+      <w:start w:val="1"/>
+      <w:numFmt w:val="bullet"/>
+      <w:lvlText w:val=""/>
+      <w:lvlJc w:val="left"/>
+      <w:pPr>
+        <w:tabs>
+          <w:tab w:val="num" w:pos="2880"/>
+        </w:tabs>
+        <w:ind w:left="2880" w:hanging="360"/>
+      </w:pPr>
+      <w:rPr>
+        <w:rFonts w:ascii="Wingdings" w:hAnsi="Wingdings" w:hint="default"/>
+        <w:sz w:val="20"/>
+      </w:rPr>
+    </w:lvl>
+    <w:lvl w:ilvl="4" w:tentative="1">
+      <w:start w:val="1"/>
+      <w:numFmt w:val="bullet"/>
+      <w:lvlText w:val=""/>
+      <w:lvlJc w:val="left"/>
+      <w:pPr>
+        <w:tabs>
+          <w:tab w:val="num" w:pos="3600"/>
+        </w:tabs>
+        <w:ind w:left="3600" w:hanging="360"/>
+      </w:pPr>
+      <w:rPr>
+        <w:rFonts w:ascii="Wingdings" w:hAnsi="Wingdings" w:hint="default"/>
+        <w:sz w:val="20"/>
+      </w:rPr>
+    </w:lvl>
+    <w:lvl w:ilvl="5" w:tentative="1">
+      <w:start w:val="1"/>
+      <w:numFmt w:val="bullet"/>
+      <w:lvlText w:val=""/>
+      <w:lvlJc w:val="left"/>
+      <w:pPr>
+        <w:tabs>
+          <w:tab w:val="num" w:pos="4320"/>
+        </w:tabs>
+        <w:ind w:left="4320" w:hanging="360"/>
+      </w:pPr>
+      <w:rPr>
+        <w:rFonts w:ascii="Wingdings" w:hAnsi="Wingdings" w:hint="default"/>
+        <w:sz w:val="20"/>
+      </w:rPr>
+    </w:lvl>
+    <w:lvl w:ilvl="6" w:tentative="1">
+      <w:start w:val="1"/>
+      <w:numFmt w:val="bullet"/>
+      <w:lvlText w:val=""/>
+      <w:lvlJc w:val="left"/>
+      <w:pPr>
+        <w:tabs>
+          <w:tab w:val="num" w:pos="5040"/>
+        </w:tabs>
+        <w:ind w:left="5040" w:hanging="360"/>
+      </w:pPr>
+      <w:rPr>
+        <w:rFonts w:ascii="Wingdings" w:hAnsi="Wingdings" w:hint="default"/>
+        <w:sz w:val="20"/>
+      </w:rPr>
+    </w:lvl>
+    <w:lvl w:ilvl="7" w:tentative="1">
+      <w:start w:val="1"/>
+      <w:numFmt w:val="bullet"/>
+      <w:lvlText w:val=""/>
+      <w:lvlJc w:val="left"/>
+      <w:pPr>
+        <w:tabs>
+          <w:tab w:val="num" w:pos="5760"/>
+        </w:tabs>
+        <w:ind w:left="5760" w:hanging="360"/>
+      </w:pPr>
+      <w:rPr>
+        <w:rFonts w:ascii="Wingdings" w:hAnsi="Wingdings" w:hint="default"/>
+        <w:sz w:val="20"/>
+      </w:rPr>
+    </w:lvl>
+    <w:lvl w:ilvl="8" w:tentative="1">
+      <w:start w:val="1"/>
+      <w:numFmt w:val="bullet"/>
+      <w:lvlText w:val=""/>
+      <w:lvlJc w:val="left"/>
+      <w:pPr>
+        <w:tabs>
+          <w:tab w:val="num" w:pos="6480"/>
+        </w:tabs>
+        <w:ind w:left="6480" w:hanging="360"/>
+      </w:pPr>
+      <w:rPr>
+        <w:rFonts w:ascii="Wingdings" w:hAnsi="Wingdings" w:hint="default"/>
+        <w:sz w:val="20"/>
+      </w:rPr>
+    </w:lvl>
+  </w:abstractNum>
   <w:num w:numId="1">
-    <w:abstractNumId w:val="1"/>
+    <w:abstractNumId w:val="2"/>
   </w:num>
   <w:num w:numId="2">
-    <w:abstractNumId w:val="2"/>
+    <w:abstractNumId w:val="3"/>
   </w:num>
   <w:num w:numId="3">
-    <w:abstractNumId w:val="9"/>
+    <w:abstractNumId w:val="13"/>
   </w:num>
   <w:num w:numId="4">
-    <w:abstractNumId w:val="8"/>
+    <w:abstractNumId w:val="12"/>
   </w:num>
   <w:num w:numId="5">
+    <w:abstractNumId w:val="5"/>
+  </w:num>
+  <w:num w:numId="6">
+    <w:abstractNumId w:val="6"/>
+  </w:num>
+  <w:num w:numId="7">
+    <w:abstractNumId w:val="10"/>
+  </w:num>
+  <w:num w:numId="8">
     <w:abstractNumId w:val="4"/>
   </w:num>
-  <w:num w:numId="6">
-    <w:abstractNumId w:val="5"/>
-  </w:num>
-  <w:num w:numId="7">
+  <w:num w:numId="9">
     <w:abstractNumId w:val="7"/>
-  </w:num>
-  <w:num w:numId="8">
-    <w:abstractNumId w:val="3"/>
-  </w:num>
-  <w:num w:numId="9">
-    <w:abstractNumId w:val="6"/>
   </w:num>
   <w:num w:numId="10">
     <w:abstractNumId w:val="0"/>
+  </w:num>
+  <w:num w:numId="11">
+    <w:abstractNumId w:val="9"/>
+  </w:num>
+  <w:num w:numId="12">
+    <w:abstractNumId w:val="11"/>
+  </w:num>
+  <w:num w:numId="13">
+    <w:abstractNumId w:val="8"/>
+  </w:num>
+  <w:num w:numId="14">
+    <w:abstractNumId w:val="15"/>
+  </w:num>
+  <w:num w:numId="15">
+    <w:abstractNumId w:val="14"/>
+  </w:num>
+  <w:num w:numId="16">
+    <w:abstractNumId w:val="1"/>
+  </w:num>
+  <w:num w:numId="17">
+    <w:abstractNumId w:val="16"/>
   </w:num>
 </w:numbering>
 </file>
@@ -8817,7 +11865,6 @@
     <w:next w:val="Normal"/>
     <w:link w:val="Heading3Char"/>
     <w:uiPriority w:val="9"/>
-    <w:semiHidden/>
     <w:unhideWhenUsed/>
     <w:qFormat/>
     <w:rsid w:val="008F61A3"/>
@@ -8939,7 +11986,6 @@
     <w:basedOn w:val="DefaultParagraphFont"/>
     <w:link w:val="Heading3"/>
     <w:uiPriority w:val="9"/>
-    <w:semiHidden/>
     <w:rsid w:val="008F61A3"/>
     <w:rPr>
       <w:rFonts w:asciiTheme="majorHAnsi" w:eastAsiaTheme="majorEastAsia" w:hAnsiTheme="majorHAnsi" w:cstheme="majorBidi"/>
